--- a/public/resume/Sridhar_Mahalingam_Software_Developer_Australia.docx
+++ b/public/resume/Sridhar_Mahalingam_Software_Developer_Australia.docx
@@ -8,6 +8,7 @@
         <w:jc w:val="center"/>
       </w:pPr>
       <w:bookmarkStart w:id="0" w:name="_GoBack"/>
+      <w:bookmarkEnd w:id="0"/>
       <w:r>
         <w:rPr>
           <w:b/>
@@ -207,7 +208,13 @@
         <w:rPr>
           <w:color w:val="1A1A1A"/>
         </w:rPr>
-        <w:t>nguage requirements gathering with international stakeholders. Also leads in-house machine learning development, training OCR and computer-vision models internally without third-party AI services. Seeking a Software Developer role in Australia or New Zealand</w:t>
+        <w:t>nguage requirements gathering with international stakeholders. Also leads in-house machine learning development, training OCR and computer-vision models internally without third-party AI services, and building multi-agent LLM research systems on fully loca</w:t>
+      </w:r>
+      <w:r>
+        <w:rPr>
+          <w:color w:val="1A1A1A"/>
+        </w:rPr>
+        <w:t>l models. Seeking a Software Developer role in Australia or New Zealand</w:t>
       </w:r>
       <w:r>
         <w:rPr>
@@ -232,8 +239,288 @@
           <w:sz w:val="20"/>
           <w:szCs w:val="20"/>
         </w:rPr>
-        <w:t>TECHNICAL S</w:t>
-      </w:r>
+        <w:t>TECHNICAL SKILLS</w:t>
+      </w:r>
+    </w:p>
+    <w:p>
+      <w:pPr>
+        <w:spacing w:after="50" w:line="250" w:lineRule="auto"/>
+      </w:pPr>
+      <w:r>
+        <w:rPr>
+          <w:b/>
+          <w:bCs/>
+          <w:color w:val="10314F"/>
+        </w:rPr>
+        <w:t xml:space="preserve">Languages  </w:t>
+      </w:r>
+      <w:r>
+        <w:rPr>
+          <w:color w:val="1A1A1A"/>
+        </w:rPr>
+        <w:t>Python, TypeScript, JavaScript (ES6+), Dart, Kotlin, C#, Rust (Tauri), SQL, HTML5, CSS3</w:t>
+      </w:r>
+    </w:p>
+    <w:p>
+      <w:pPr>
+        <w:spacing w:after="50" w:line="250" w:lineRule="auto"/>
+      </w:pPr>
+      <w:r>
+        <w:rPr>
+          <w:b/>
+          <w:bCs/>
+          <w:color w:val="10314F"/>
+        </w:rPr>
+        <w:t xml:space="preserve">Backend  </w:t>
+      </w:r>
+      <w:r>
+        <w:rPr>
+          <w:color w:val="1A1A1A"/>
+        </w:rPr>
+        <w:t>Django, Django REST Framework, Django Channels, Celery, Flask, RESTful AP</w:t>
+      </w:r>
+      <w:r>
+        <w:rPr>
+          <w:color w:val="1A1A1A"/>
+        </w:rPr>
+        <w:t>I design, JWT &amp; OAuth, WebSockets, Role-Based Access Control, Redis queues</w:t>
+      </w:r>
+    </w:p>
+    <w:p>
+      <w:pPr>
+        <w:spacing w:after="50" w:line="250" w:lineRule="auto"/>
+      </w:pPr>
+      <w:r>
+        <w:rPr>
+          <w:b/>
+          <w:bCs/>
+          <w:color w:val="10314F"/>
+        </w:rPr>
+        <w:t xml:space="preserve">Frontend  </w:t>
+      </w:r>
+      <w:r>
+        <w:rPr>
+          <w:color w:val="1A1A1A"/>
+        </w:rPr>
+        <w:t>React.js, Next.js 14 (App Router, SSR/ISR), React Router, Tailwind CSS, Redux, responsive &amp; mobile-first UI, Core Web Vitals optimisation</w:t>
+      </w:r>
+    </w:p>
+    <w:p>
+      <w:pPr>
+        <w:spacing w:after="50" w:line="250" w:lineRule="auto"/>
+      </w:pPr>
+      <w:r>
+        <w:rPr>
+          <w:b/>
+          <w:bCs/>
+          <w:color w:val="10314F"/>
+        </w:rPr>
+        <w:t xml:space="preserve">Mobile  </w:t>
+      </w:r>
+      <w:r>
+        <w:rPr>
+          <w:color w:val="1A1A1A"/>
+        </w:rPr>
+        <w:t>Flutter (Riverpod, Freeze</w:t>
+      </w:r>
+      <w:r>
+        <w:rPr>
+          <w:color w:val="1A1A1A"/>
+        </w:rPr>
+        <w:t>d, Dio, GoRouter, Hive), React Native, Native Android (Kotlin, Jetpack Compose, Hilt, Room, WorkManager, VpnService)</w:t>
+      </w:r>
+    </w:p>
+    <w:p>
+      <w:pPr>
+        <w:spacing w:after="50" w:line="250" w:lineRule="auto"/>
+      </w:pPr>
+      <w:r>
+        <w:rPr>
+          <w:b/>
+          <w:bCs/>
+          <w:color w:val="10314F"/>
+        </w:rPr>
+        <w:t xml:space="preserve">Architecture  </w:t>
+      </w:r>
+      <w:r>
+        <w:rPr>
+          <w:color w:val="1A1A1A"/>
+        </w:rPr>
+        <w:t>Clean Architecture, ports and adapters, modular monolith, metadata-driven design, event sourcing, multi-tenancy with row-leve</w:t>
+      </w:r>
+      <w:r>
+        <w:rPr>
+          <w:color w:val="1A1A1A"/>
+        </w:rPr>
+        <w:t>l security and query-layer isolation, business rules engines, double-entry ledger design, offline-first systems.</w:t>
+      </w:r>
+    </w:p>
+    <w:p>
+      <w:pPr>
+        <w:spacing w:after="50" w:line="250" w:lineRule="auto"/>
+      </w:pPr>
+      <w:r>
+        <w:rPr>
+          <w:b/>
+          <w:bCs/>
+          <w:color w:val="10314F"/>
+        </w:rPr>
+        <w:t xml:space="preserve">Machine Learning  </w:t>
+      </w:r>
+      <w:r>
+        <w:rPr>
+          <w:color w:val="1A1A1A"/>
+        </w:rPr>
+        <w:t xml:space="preserve">PyTorch, LangGraph multi-agent orchestration, RAG (pgvector, FAISS, hybrid BM25 retrieval), Ollama local LLM inference, FCOS </w:t>
+      </w:r>
+      <w:r>
+        <w:rPr>
+          <w:color w:val="1A1A1A"/>
+        </w:rPr>
+        <w:t>object detection, ONNX Runtime, computer vision, model training and evaluation (IoU precision/recall, mAP), dataset preparation, OCR development, Tesseract, self-hosted GPU inference — built without third-party AI services or external inference APIs.</w:t>
+      </w:r>
+    </w:p>
+    <w:p>
+      <w:pPr>
+        <w:spacing w:after="50" w:line="250" w:lineRule="auto"/>
+      </w:pPr>
+      <w:r>
+        <w:rPr>
+          <w:b/>
+          <w:bCs/>
+          <w:color w:val="10314F"/>
+        </w:rPr>
+        <w:t>Deskt</w:t>
+      </w:r>
+      <w:r>
+        <w:rPr>
+          <w:b/>
+          <w:bCs/>
+          <w:color w:val="10314F"/>
+        </w:rPr>
+        <w:t xml:space="preserve">op  </w:t>
+      </w:r>
+      <w:r>
+        <w:rPr>
+          <w:color w:val="1A1A1A"/>
+        </w:rPr>
+        <w:t>Tauri (Rust shell + web frontend), C# / .NET 10 with WPF, offline-first architecture, on-device persistence, peer synchronisation, Windows packaging.</w:t>
+      </w:r>
+    </w:p>
+    <w:p>
+      <w:pPr>
+        <w:spacing w:after="50" w:line="250" w:lineRule="auto"/>
+      </w:pPr>
+      <w:r>
+        <w:rPr>
+          <w:b/>
+          <w:bCs/>
+          <w:color w:val="10314F"/>
+        </w:rPr>
+        <w:t xml:space="preserve">Databases  </w:t>
+      </w:r>
+      <w:r>
+        <w:rPr>
+          <w:color w:val="1A1A1A"/>
+        </w:rPr>
+        <w:t>PostgreSQL, MySQL, Redis, SQLite — schema design, indexing, query optimisation, migrations</w:t>
+      </w:r>
+    </w:p>
+    <w:p>
+      <w:pPr>
+        <w:spacing w:after="50" w:line="250" w:lineRule="auto"/>
+      </w:pPr>
+      <w:r>
+        <w:rPr>
+          <w:b/>
+          <w:bCs/>
+          <w:color w:val="10314F"/>
+        </w:rPr>
+        <w:t xml:space="preserve">Cloud &amp; DevOps  </w:t>
+      </w:r>
+      <w:r>
+        <w:rPr>
+          <w:color w:val="1A1A1A"/>
+        </w:rPr>
+        <w:t>AWS (S3, SES), Docker, Nginx, Ubuntu Linux (VPS administration), Vercel, Render, Contabo, HTTPS/TLS configuration, Git &amp; GitHub</w:t>
+      </w:r>
+    </w:p>
+    <w:p>
+      <w:pPr>
+        <w:spacing w:after="50" w:line="250" w:lineRule="auto"/>
+      </w:pPr>
+      <w:r>
+        <w:rPr>
+          <w:b/>
+          <w:bCs/>
+          <w:color w:val="10314F"/>
+        </w:rPr>
+        <w:t xml:space="preserve">Integrations  </w:t>
+      </w:r>
+      <w:r>
+        <w:rPr>
+          <w:color w:val="1A1A1A"/>
+        </w:rPr>
+        <w:t xml:space="preserve">Stripe Payment Gateway, Firebase Cloud Messaging, Google Maps Platform, AWS SES, third-party REST </w:t>
+      </w:r>
+      <w:r>
+        <w:rPr>
+          <w:color w:val="1A1A1A"/>
+        </w:rPr>
+        <w:t>APIs</w:t>
+      </w:r>
+    </w:p>
+    <w:p>
+      <w:pPr>
+        <w:spacing w:after="50" w:line="250" w:lineRule="auto"/>
+      </w:pPr>
+      <w:r>
+        <w:rPr>
+          <w:b/>
+          <w:bCs/>
+          <w:color w:val="10314F"/>
+        </w:rPr>
+        <w:t xml:space="preserve">Systems &amp; Networking  </w:t>
+      </w:r>
+      <w:r>
+        <w:rPr>
+          <w:color w:val="1A1A1A"/>
+        </w:rPr>
+        <w:t>DNS protocol and resolution, DoH/DoT, Android VpnService and TUN packet processing, local DNS server implementation, Bloom filters, Patricia tries, LFU caching, Manifest V3 browser extensions.</w:t>
+      </w:r>
+    </w:p>
+    <w:p>
+      <w:pPr>
+        <w:spacing w:after="50" w:line="250" w:lineRule="auto"/>
+      </w:pPr>
+      <w:r>
+        <w:rPr>
+          <w:b/>
+          <w:bCs/>
+          <w:color w:val="10314F"/>
+        </w:rPr>
+        <w:t xml:space="preserve">Practices  </w:t>
+      </w:r>
+      <w:r>
+        <w:rPr>
+          <w:color w:val="1A1A1A"/>
+        </w:rPr>
+        <w:t>Agile delivery, code revi</w:t>
+      </w:r>
+      <w:r>
+        <w:rPr>
+          <w:color w:val="1A1A1A"/>
+        </w:rPr>
+        <w:t>ew, Postman API testing, unit testing (JUnit, MockK), performance profiling, technical SEO, security hardening</w:t>
+      </w:r>
+    </w:p>
+    <w:p>
+      <w:pPr>
+        <w:pBdr>
+          <w:bottom w:val="single" w:sz="8" w:space="3" w:color="10314F"/>
+        </w:pBdr>
+        <w:spacing w:before="220" w:after="100"/>
+      </w:pPr>
       <w:r>
         <w:rPr>
           <w:b/>
@@ -243,295 +530,6 @@
           <w:sz w:val="20"/>
           <w:szCs w:val="20"/>
         </w:rPr>
-        <w:t>KILLS</w:t>
-      </w:r>
-    </w:p>
-    <w:p>
-      <w:pPr>
-        <w:spacing w:after="50" w:line="250" w:lineRule="auto"/>
-      </w:pPr>
-      <w:r>
-        <w:rPr>
-          <w:b/>
-          <w:bCs/>
-          <w:color w:val="10314F"/>
-        </w:rPr>
-        <w:t xml:space="preserve">Languages  </w:t>
-      </w:r>
-      <w:r>
-        <w:rPr>
-          <w:color w:val="1A1A1A"/>
-        </w:rPr>
-        <w:t>Python, TypeScript, JavaScript (ES6+), Dart, Kotlin, C#, Rust (Tauri), SQL, HTML5, CSS3</w:t>
-      </w:r>
-    </w:p>
-    <w:p>
-      <w:pPr>
-        <w:spacing w:after="50" w:line="250" w:lineRule="auto"/>
-      </w:pPr>
-      <w:r>
-        <w:rPr>
-          <w:b/>
-          <w:bCs/>
-          <w:color w:val="10314F"/>
-        </w:rPr>
-        <w:t xml:space="preserve">Backend  </w:t>
-      </w:r>
-      <w:r>
-        <w:rPr>
-          <w:color w:val="1A1A1A"/>
-        </w:rPr>
-        <w:t>Django, Django REST Framework, Django Channels, Celery, Flask, RESTful API design, JWT &amp; OAuth, WebSockets, Role-Based Access Control, Redis q</w:t>
-      </w:r>
-      <w:r>
-        <w:rPr>
-          <w:color w:val="1A1A1A"/>
-        </w:rPr>
-        <w:t>ueues</w:t>
-      </w:r>
-    </w:p>
-    <w:p>
-      <w:pPr>
-        <w:spacing w:after="50" w:line="250" w:lineRule="auto"/>
-      </w:pPr>
-      <w:r>
-        <w:rPr>
-          <w:b/>
-          <w:bCs/>
-          <w:color w:val="10314F"/>
-        </w:rPr>
-        <w:t xml:space="preserve">Frontend  </w:t>
-      </w:r>
-      <w:r>
-        <w:rPr>
-          <w:color w:val="1A1A1A"/>
-        </w:rPr>
-        <w:t>React.js, Next.js 14 (App Router, SSR/ISR), React Router, Tailwind CSS, Redux, responsive &amp; mobile-first UI, Core Web Vitals optimisation</w:t>
-      </w:r>
-    </w:p>
-    <w:p>
-      <w:pPr>
-        <w:spacing w:after="50" w:line="250" w:lineRule="auto"/>
-      </w:pPr>
-      <w:r>
-        <w:rPr>
-          <w:b/>
-          <w:bCs/>
-          <w:color w:val="10314F"/>
-        </w:rPr>
-        <w:t xml:space="preserve">Mobile  </w:t>
-      </w:r>
-      <w:r>
-        <w:rPr>
-          <w:color w:val="1A1A1A"/>
-        </w:rPr>
-        <w:t>Flutter (Riverpod, Freezed, Dio, GoRouter, Hive), React Native, Native Android (Kotlin, Jetpac</w:t>
-      </w:r>
-      <w:r>
-        <w:rPr>
-          <w:color w:val="1A1A1A"/>
-        </w:rPr>
-        <w:t>k Compose, Hilt, Room, WorkManager, VpnService)</w:t>
-      </w:r>
-    </w:p>
-    <w:p>
-      <w:pPr>
-        <w:spacing w:after="50" w:line="250" w:lineRule="auto"/>
-      </w:pPr>
-      <w:r>
-        <w:rPr>
-          <w:b/>
-          <w:bCs/>
-          <w:color w:val="10314F"/>
-        </w:rPr>
-        <w:t xml:space="preserve">Architecture  </w:t>
-      </w:r>
-      <w:r>
-        <w:rPr>
-          <w:color w:val="1A1A1A"/>
-        </w:rPr>
-        <w:t>Clean Architecture, ports and adapters, modular monolith, metadata-driven design, event sourcing, multi-tenancy with row-level security and query-layer isolation, business rules engines, double-</w:t>
-      </w:r>
-      <w:r>
-        <w:rPr>
-          <w:color w:val="1A1A1A"/>
-        </w:rPr>
-        <w:t>entry ledger design, offline-first systems.</w:t>
-      </w:r>
-    </w:p>
-    <w:p>
-      <w:pPr>
-        <w:spacing w:after="50" w:line="250" w:lineRule="auto"/>
-      </w:pPr>
-      <w:r>
-        <w:rPr>
-          <w:b/>
-          <w:bCs/>
-          <w:color w:val="10314F"/>
-        </w:rPr>
-        <w:t xml:space="preserve">Machine Learning  </w:t>
-      </w:r>
-      <w:r>
-        <w:rPr>
-          <w:color w:val="1A1A1A"/>
-        </w:rPr>
-        <w:t>PyTorch, FCOS object detection, ONNX Runtime, computer vision, model training and evaluation (IoU precision/recall, mAP), dataset preparation, OCR development, Tesseract, self-hosted GPU inferen</w:t>
-      </w:r>
-      <w:r>
-        <w:rPr>
-          <w:color w:val="1A1A1A"/>
-        </w:rPr>
-        <w:t>ce — built without third-party AI services or external inference APIs.</w:t>
-      </w:r>
-    </w:p>
-    <w:p>
-      <w:pPr>
-        <w:spacing w:after="50" w:line="250" w:lineRule="auto"/>
-      </w:pPr>
-      <w:r>
-        <w:rPr>
-          <w:b/>
-          <w:bCs/>
-          <w:color w:val="10314F"/>
-        </w:rPr>
-        <w:t xml:space="preserve">Desktop  </w:t>
-      </w:r>
-      <w:r>
-        <w:rPr>
-          <w:color w:val="1A1A1A"/>
-        </w:rPr>
-        <w:t>Tauri (Rust shell + web frontend), C# / .NET 10 with WPF, offline-first architecture, on-device persistence, peer synchronisation, Windows packaging.</w:t>
-      </w:r>
-    </w:p>
-    <w:p>
-      <w:pPr>
-        <w:spacing w:after="50" w:line="250" w:lineRule="auto"/>
-      </w:pPr>
-      <w:r>
-        <w:rPr>
-          <w:b/>
-          <w:bCs/>
-          <w:color w:val="10314F"/>
-        </w:rPr>
-        <w:t xml:space="preserve">Databases  </w:t>
-      </w:r>
-      <w:r>
-        <w:rPr>
-          <w:color w:val="1A1A1A"/>
-        </w:rPr>
-        <w:t>PostgreSQL, MyS</w:t>
-      </w:r>
-      <w:r>
-        <w:rPr>
-          <w:color w:val="1A1A1A"/>
-        </w:rPr>
-        <w:t>QL, Redis, SQLite — schema design, indexing, query optimisation, migrations</w:t>
-      </w:r>
-    </w:p>
-    <w:p>
-      <w:pPr>
-        <w:spacing w:after="50" w:line="250" w:lineRule="auto"/>
-      </w:pPr>
-      <w:r>
-        <w:rPr>
-          <w:b/>
-          <w:bCs/>
-          <w:color w:val="10314F"/>
-        </w:rPr>
-        <w:t xml:space="preserve">Cloud &amp; DevOps  </w:t>
-      </w:r>
-      <w:r>
-        <w:rPr>
-          <w:color w:val="1A1A1A"/>
-        </w:rPr>
-        <w:t>AWS (S3, SES), Docker, Nginx, Ubuntu Linux (VPS administration), Vercel, Render, Contabo, HTTPS/TLS configuration, Git &amp; GitHub</w:t>
-      </w:r>
-    </w:p>
-    <w:p>
-      <w:pPr>
-        <w:spacing w:after="50" w:line="250" w:lineRule="auto"/>
-      </w:pPr>
-      <w:r>
-        <w:rPr>
-          <w:b/>
-          <w:bCs/>
-          <w:color w:val="10314F"/>
-        </w:rPr>
-        <w:t xml:space="preserve">Integrations  </w:t>
-      </w:r>
-      <w:r>
-        <w:rPr>
-          <w:color w:val="1A1A1A"/>
-        </w:rPr>
-        <w:t>Stripe Payment Gateway</w:t>
-      </w:r>
-      <w:r>
-        <w:rPr>
-          <w:color w:val="1A1A1A"/>
-        </w:rPr>
-        <w:t>, Firebase Cloud Messaging, Google Maps Platform, AWS SES, third-party REST APIs</w:t>
-      </w:r>
-    </w:p>
-    <w:p>
-      <w:pPr>
-        <w:spacing w:after="50" w:line="250" w:lineRule="auto"/>
-      </w:pPr>
-      <w:r>
-        <w:rPr>
-          <w:b/>
-          <w:bCs/>
-          <w:color w:val="10314F"/>
-        </w:rPr>
-        <w:t xml:space="preserve">Systems &amp; Networking  </w:t>
-      </w:r>
-      <w:r>
-        <w:rPr>
-          <w:color w:val="1A1A1A"/>
-        </w:rPr>
-        <w:t>DNS protocol and resolution, DoH/DoT, Android VpnService and TUN packet processing, local DNS server implementation, Bloom filters, Patricia tries, LFU c</w:t>
-      </w:r>
-      <w:r>
-        <w:rPr>
-          <w:color w:val="1A1A1A"/>
-        </w:rPr>
-        <w:t>aching, Manifest V3 browser extensions.</w:t>
-      </w:r>
-    </w:p>
-    <w:p>
-      <w:pPr>
-        <w:spacing w:after="50" w:line="250" w:lineRule="auto"/>
-      </w:pPr>
-      <w:r>
-        <w:rPr>
-          <w:b/>
-          <w:bCs/>
-          <w:color w:val="10314F"/>
-        </w:rPr>
-        <w:t xml:space="preserve">Practices  </w:t>
-      </w:r>
-      <w:r>
-        <w:rPr>
-          <w:color w:val="1A1A1A"/>
-        </w:rPr>
-        <w:t>Agile delivery, code review, Postman API testing, unit testing (JUnit, MockK), performance profiling, technical SEO, security hardening</w:t>
-      </w:r>
-    </w:p>
-    <w:p>
-      <w:pPr>
-        <w:pBdr>
-          <w:bottom w:val="single" w:sz="8" w:space="3" w:color="10314F"/>
-        </w:pBdr>
-        <w:spacing w:before="220" w:after="100"/>
-      </w:pPr>
-      <w:r>
-        <w:rPr>
-          <w:b/>
-          <w:bCs/>
-          <w:color w:val="10314F"/>
-          <w:spacing w:val="24"/>
-          <w:sz w:val="20"/>
-          <w:szCs w:val="20"/>
-        </w:rPr>
         <w:t>PROFESSIONAL EXPERIENCE</w:t>
       </w:r>
     </w:p>
@@ -563,15 +561,7 @@
           <w:sz w:val="20"/>
           <w:szCs w:val="20"/>
         </w:rPr>
-        <w:t>Holora Performan</w:t>
-      </w:r>
-      <w:r>
-        <w:rPr>
-          <w:color w:val="1A1A1A"/>
-          <w:sz w:val="20"/>
-          <w:szCs w:val="20"/>
-        </w:rPr>
-        <w:t>ce, Doha, Qatar</w:t>
+        <w:t>Holora Performance, Doha, Qatar</w:t>
       </w:r>
       <w:r>
         <w:rPr>
@@ -1954,7 +1944,15 @@
           <w:bCs/>
           <w:color w:val="10314F"/>
         </w:rPr>
-        <w:t>TrafficVision — AI Traffic Intelligence Platform</w:t>
+        <w:t>AI Research Agent — Multi-Agent Research System with Verifie</w:t>
+      </w:r>
+      <w:r>
+        <w:rPr>
+          <w:b/>
+          <w:bCs/>
+          <w:color w:val="10314F"/>
+        </w:rPr>
+        <w:t>d Citations</w:t>
       </w:r>
       <w:r>
         <w:rPr>
@@ -1964,7 +1962,113 @@
           <w:sz w:val="18"/>
           <w:szCs w:val="18"/>
         </w:rPr>
-        <w:t xml:space="preserve">  ·  Indepen</w:t>
+        <w:t xml:space="preserve">  ·  Independent project · sole architect &amp; developer</w:t>
+      </w:r>
+    </w:p>
+    <w:p>
+      <w:pPr>
+        <w:spacing w:after="50" w:line="250" w:lineRule="auto"/>
+      </w:pPr>
+      <w:r>
+        <w:rPr>
+          <w:b/>
+          <w:bCs/>
+          <w:color w:val="1B6E8C"/>
+          <w:sz w:val="17"/>
+          <w:szCs w:val="17"/>
+        </w:rPr>
+        <w:t>Stack: Python · LangGraph · FastAPI · Ollama (local LLM) · PostgreSQL + pgvector · FAISS · sentence-transformers · Next.js 16 · TypeScript</w:t>
+      </w:r>
+    </w:p>
+    <w:p>
+      <w:pPr>
+        <w:pStyle w:val="ListParagraph"/>
+        <w:numPr>
+          <w:ilvl w:val="0"/>
+          <w:numId w:val="2"/>
+        </w:numPr>
+        <w:spacing w:after="40" w:line="250" w:lineRule="auto"/>
+      </w:pPr>
+      <w:r>
+        <w:rPr>
+          <w:color w:val="1A1A1A"/>
+        </w:rPr>
+        <w:t>Built a multi-agent research system on a LangGraph s</w:t>
+      </w:r>
+      <w:r>
+        <w:rPr>
+          <w:color w:val="1A1A1A"/>
+        </w:rPr>
+        <w:t xml:space="preserve">tate machine — Planner, Researcher, Analyst, Critic, Writer and Citation-Verifier agents that search the real web, build a per-session RAG index with full provenance, and generate findings grounded only in retrieved evidence — all running on a fully local </w:t>
+      </w:r>
+      <w:r>
+        <w:rPr>
+          <w:color w:val="1A1A1A"/>
+        </w:rPr>
+        <w:t>LLM (Ollama) with local embeddings and no cloud AI.</w:t>
+      </w:r>
+    </w:p>
+    <w:p>
+      <w:pPr>
+        <w:pStyle w:val="ListParagraph"/>
+        <w:numPr>
+          <w:ilvl w:val="0"/>
+          <w:numId w:val="2"/>
+        </w:numPr>
+        <w:spacing w:after="40" w:line="250" w:lineRule="auto"/>
+      </w:pPr>
+      <w:r>
+        <w:rPr>
+          <w:color w:val="1A1A1A"/>
+        </w:rPr>
+        <w:t>Engineered hallucination reduction as architecture rather than prompting — findings citing pages never fetched are discarded deterministically, a Critic gate loops the workflow back to research when evide</w:t>
+      </w:r>
+      <w:r>
+        <w:rPr>
+          <w:color w:val="1A1A1A"/>
+        </w:rPr>
+        <w:t>nce is insufficient (hard-capped at two iterations), and every citation in the final report is semantically verified against the session's own sources; measured citation coverage rose from 0% to 60–86%.</w:t>
+      </w:r>
+    </w:p>
+    <w:p>
+      <w:pPr>
+        <w:pStyle w:val="ListParagraph"/>
+        <w:numPr>
+          <w:ilvl w:val="0"/>
+          <w:numId w:val="2"/>
+        </w:numPr>
+        <w:spacing w:after="40" w:line="250" w:lineRule="auto"/>
+      </w:pPr>
+      <w:r>
+        <w:rPr>
+          <w:color w:val="1A1A1A"/>
+        </w:rPr>
+        <w:t>Delivered a FastAPI + Next.js research workstation st</w:t>
+      </w:r>
+      <w:r>
+        <w:rPr>
+          <w:color w:val="1A1A1A"/>
+        </w:rPr>
+        <w:t>reaming live agent progress over Server-Sent Events, with hybrid retrieval (dense embeddings fused with BM25 via reciprocal rank fusion), schema-constrained JSON decoding, provider-fallback web search and a built-in evaluation harness benchmarking citation</w:t>
+      </w:r>
+      <w:r>
+        <w:rPr>
+          <w:color w:val="1A1A1A"/>
+        </w:rPr>
+        <w:t xml:space="preserve"> coverage, groundedness and latency across local models — 38 tests, all external services mocked.</w:t>
+      </w:r>
+    </w:p>
+    <w:p>
+      <w:pPr>
+        <w:spacing w:before="120" w:after="30"/>
+      </w:pPr>
+      <w:r>
+        <w:rPr>
+          <w:b/>
+          <w:bCs/>
+          <w:color w:val="10314F"/>
+        </w:rPr>
+        <w:t>TrafficVision — AI Traffic Intelligence Platform</w:t>
       </w:r>
       <w:r>
         <w:rPr>
@@ -1974,7 +2078,7 @@
           <w:sz w:val="18"/>
           <w:szCs w:val="18"/>
         </w:rPr>
-        <w:t>dent research · sole architect &amp; developer · model in training</w:t>
+        <w:t xml:space="preserve">  ·  Independent research · sole architect &amp; developer · model in training</w:t>
       </w:r>
     </w:p>
     <w:p>
@@ -1997,79 +2101,81 @@
           <w:sz w:val="17"/>
           <w:szCs w:val="17"/>
         </w:rPr>
-        <w:t>Python · PyTorch · FCOS / ONNX Runtime · Django REST Framework · Celery · Redis · PostgreSQL · Next.js</w:t>
-      </w:r>
-    </w:p>
-    <w:p>
-      <w:pPr>
-        <w:pStyle w:val="ListParagraph"/>
-        <w:numPr>
-          <w:ilvl w:val="0"/>
-          <w:numId w:val="2"/>
-        </w:numPr>
-        <w:spacing w:after="40" w:line="250" w:lineRule="auto"/>
-      </w:pPr>
-      <w:r>
-        <w:rPr>
-          <w:color w:val="1A1A1A"/>
-        </w:rPr>
-        <w:t>Built a computer-vision platform that ingests traffic video and turns it into struc</w:t>
-      </w:r>
-      <w:r>
-        <w:rPr>
-          <w:color w:val="1A1A1A"/>
-        </w:rPr>
-        <w:t>tured, real-time intelligence about vehicles and road conditions — modelling the full domain from city down to individual lanes, cameras, regions-of-interest and counting lines, so every detection carries real spatial meaning rather than raw pixel boxes.</w:t>
-      </w:r>
-    </w:p>
-    <w:p>
-      <w:pPr>
-        <w:pStyle w:val="ListParagraph"/>
-        <w:numPr>
-          <w:ilvl w:val="0"/>
-          <w:numId w:val="2"/>
-        </w:numPr>
-        <w:spacing w:after="40" w:line="250" w:lineRule="auto"/>
-      </w:pPr>
-      <w:r>
-        <w:rPr>
-          <w:color w:val="1A1A1A"/>
-        </w:rPr>
-        <w:t>T</w:t>
-      </w:r>
-      <w:r>
-        <w:rPr>
-          <w:color w:val="1A1A1A"/>
-        </w:rPr>
-        <w:t>rained an FCOS vehicle detector exported to ONNX for fast inference, with train-equals-serve preprocessing; owns the full pipeline — dataset preparation, leakage-safe splits, multi-day interruptible training with checkpoint and resume, and honest evaluatio</w:t>
-      </w:r>
-      <w:r>
-        <w:rPr>
-          <w:color w:val="1A1A1A"/>
-        </w:rPr>
-        <w:t>n (IoU precision/recall, mAP) on held-out data.</w:t>
-      </w:r>
-    </w:p>
-    <w:p>
-      <w:pPr>
-        <w:pStyle w:val="ListParagraph"/>
-        <w:numPr>
-          <w:ilvl w:val="0"/>
-          <w:numId w:val="2"/>
-        </w:numPr>
-        <w:spacing w:after="40" w:line="250" w:lineRule="auto"/>
-      </w:pPr>
-      <w:r>
-        <w:rPr>
-          <w:color w:val="1A1A1A"/>
-        </w:rPr>
-        <w:t xml:space="preserve">Engineered GPU-managed processing sessions on Celery that run video through the model off the request path, with GPU allocation, heartbeats and automatic crash recovery, so long-running analysis never blocks </w:t>
-      </w:r>
-      <w:r>
-        <w:rPr>
-          <w:color w:val="1A1A1A"/>
-        </w:rPr>
-        <w:t>the API.</w:t>
+        <w:t>Python · PyTorch · FCOS / ON</w:t>
+      </w:r>
+      <w:r>
+        <w:rPr>
+          <w:color w:val="4A4A4A"/>
+          <w:sz w:val="17"/>
+          <w:szCs w:val="17"/>
+        </w:rPr>
+        <w:t>NX Runtime · Django REST Framework · Celery · Redis · PostgreSQL · Next.js</w:t>
+      </w:r>
+    </w:p>
+    <w:p>
+      <w:pPr>
+        <w:pStyle w:val="ListParagraph"/>
+        <w:numPr>
+          <w:ilvl w:val="0"/>
+          <w:numId w:val="2"/>
+        </w:numPr>
+        <w:spacing w:after="40" w:line="250" w:lineRule="auto"/>
+      </w:pPr>
+      <w:r>
+        <w:rPr>
+          <w:color w:val="1A1A1A"/>
+        </w:rPr>
+        <w:t xml:space="preserve">Built a computer-vision platform that ingests traffic video and turns it into structured, real-time intelligence about vehicles and road conditions — modelling the full domain from </w:t>
+      </w:r>
+      <w:r>
+        <w:rPr>
+          <w:color w:val="1A1A1A"/>
+        </w:rPr>
+        <w:t>city down to individual lanes, cameras, regions-of-interest and counting lines, so every detection carries real spatial meaning rather than raw pixel boxes.</w:t>
+      </w:r>
+    </w:p>
+    <w:p>
+      <w:pPr>
+        <w:pStyle w:val="ListParagraph"/>
+        <w:numPr>
+          <w:ilvl w:val="0"/>
+          <w:numId w:val="2"/>
+        </w:numPr>
+        <w:spacing w:after="40" w:line="250" w:lineRule="auto"/>
+      </w:pPr>
+      <w:r>
+        <w:rPr>
+          <w:color w:val="1A1A1A"/>
+        </w:rPr>
+        <w:t>Trained an FCOS vehicle detector exported to ONNX for fast inference, with train-equals-serve prepr</w:t>
+      </w:r>
+      <w:r>
+        <w:rPr>
+          <w:color w:val="1A1A1A"/>
+        </w:rPr>
+        <w:t>ocessing; owns the full pipeline — dataset preparation, leakage-safe splits, multi-day interruptible training with checkpoint and resume, and honest evaluation (IoU precision/recall, mAP) on held-out data.</w:t>
+      </w:r>
+    </w:p>
+    <w:p>
+      <w:pPr>
+        <w:pStyle w:val="ListParagraph"/>
+        <w:numPr>
+          <w:ilvl w:val="0"/>
+          <w:numId w:val="2"/>
+        </w:numPr>
+        <w:spacing w:after="40" w:line="250" w:lineRule="auto"/>
+      </w:pPr>
+      <w:r>
+        <w:rPr>
+          <w:color w:val="1A1A1A"/>
+        </w:rPr>
+        <w:t>Engineered GPU-managed processing sessions on Cele</w:t>
+      </w:r>
+      <w:r>
+        <w:rPr>
+          <w:color w:val="1A1A1A"/>
+        </w:rPr>
+        <w:t>ry that run video through the model off the request path, with GPU allocation, heartbeats and automatic crash recovery, so long-running analysis never blocks the API.</w:t>
       </w:r>
     </w:p>
     <w:p>
@@ -2092,115 +2198,7 @@
           <w:sz w:val="18"/>
           <w:szCs w:val="18"/>
         </w:rPr>
-        <w:t xml:space="preserve">  ·  Independent project · sole architect &amp; developer</w:t>
-      </w:r>
-    </w:p>
-    <w:p>
-      <w:pPr>
-        <w:spacing w:after="50" w:line="250" w:lineRule="auto"/>
-      </w:pPr>
-      <w:r>
-        <w:rPr>
-          <w:b/>
-          <w:bCs/>
-          <w:color w:val="1B6E8C"/>
-          <w:sz w:val="17"/>
-          <w:szCs w:val="17"/>
-        </w:rPr>
-        <w:t xml:space="preserve">Stack: </w:t>
-      </w:r>
-      <w:r>
-        <w:rPr>
-          <w:color w:val="4A4A4A"/>
-          <w:sz w:val="17"/>
-          <w:szCs w:val="17"/>
-        </w:rPr>
-        <w:t>Python 3.12 · Django 5.2 · DRF · Django Channels · Celery · Redis · PostgreSQL · Next.js 15 · TypeScript · TanStack Query · Docker</w:t>
-      </w:r>
-    </w:p>
-    <w:p>
-      <w:pPr>
-        <w:pStyle w:val="ListParagraph"/>
-        <w:numPr>
-          <w:ilvl w:val="0"/>
-          <w:numId w:val="2"/>
-        </w:numPr>
-        <w:spacing w:after="40" w:line="250" w:lineRule="auto"/>
-      </w:pPr>
-      <w:r>
-        <w:rPr>
-          <w:color w:val="1A1A1A"/>
-        </w:rPr>
-        <w:t>Built a</w:t>
-      </w:r>
-      <w:r>
-        <w:rPr>
-          <w:color w:val="1A1A1A"/>
-        </w:rPr>
-        <w:t xml:space="preserve"> multi-tenant, headless commerce platform whose backend is deliberately vertical-neutral — the same engine powers a boutique, grocery, pharmacy or B2B wholesaler, with each store’s identity expressed as configuration rather than hardcoded logic and no busi</w:t>
-      </w:r>
-      <w:r>
-        <w:rPr>
-          <w:color w:val="1A1A1A"/>
-        </w:rPr>
-        <w:t>ness-type conditional anywhere in the backend.</w:t>
-      </w:r>
-    </w:p>
-    <w:p>
-      <w:pPr>
-        <w:pStyle w:val="ListParagraph"/>
-        <w:numPr>
-          <w:ilvl w:val="0"/>
-          <w:numId w:val="2"/>
-        </w:numPr>
-        <w:spacing w:after="40" w:line="250" w:lineRule="auto"/>
-      </w:pPr>
-      <w:r>
-        <w:rPr>
-          <w:color w:val="1A1A1A"/>
-        </w:rPr>
-        <w:t>Designed the catalogue engine end to end (tenant → catalogue → category → product → variant) with a full variant engine, dynamic attributes, brands, collections and SEO/JSON-LD generation, plus a global-market</w:t>
-      </w:r>
-      <w:r>
-        <w:rPr>
-          <w:color w:val="1A1A1A"/>
-        </w:rPr>
-        <w:t xml:space="preserve"> pricing engine modelling market as distinct from currency with locked prices, FX fallback and a deterministic no-borrowing resolver.</w:t>
-      </w:r>
-    </w:p>
-    <w:p>
-      <w:pPr>
-        <w:pStyle w:val="ListParagraph"/>
-        <w:numPr>
-          <w:ilvl w:val="0"/>
-          <w:numId w:val="2"/>
-        </w:numPr>
-        <w:spacing w:after="40" w:line="250" w:lineRule="auto"/>
-      </w:pPr>
-      <w:r>
-        <w:rPr>
-          <w:color w:val="1A1A1A"/>
-        </w:rPr>
-        <w:t>Applied ports and adapters from day one — payment, email, storage, search and notification each behind an abstract service</w:t>
-      </w:r>
-      <w:r>
-        <w:rPr>
-          <w:color w:val="1A1A1A"/>
-        </w:rPr>
-        <w:t xml:space="preserve"> with swappable adapters resolved per tenant — under Clean Architecture with CI-enforced dependency boundaries, strict mypy typing, UUIDv7 keys and feature flags.</w:t>
-      </w:r>
-    </w:p>
-    <w:p>
-      <w:pPr>
-        <w:spacing w:before="120" w:after="30"/>
-      </w:pPr>
-      <w:r>
-        <w:rPr>
-          <w:b/>
-          <w:bCs/>
-          <w:color w:val="10314F"/>
-        </w:rPr>
-        <w:t>Airsume — Fully-Offline Resume Intelligence &amp; ATS Platform</w:t>
+        <w:t xml:space="preserve">  ·  Independent project · sole architect</w:t>
       </w:r>
       <w:r>
         <w:rPr>
@@ -2210,7 +2208,115 @@
           <w:sz w:val="18"/>
           <w:szCs w:val="18"/>
         </w:rPr>
-        <w:t xml:space="preserve">  ·  Independent research · sole ar</w:t>
+        <w:t xml:space="preserve"> &amp; developer</w:t>
+      </w:r>
+    </w:p>
+    <w:p>
+      <w:pPr>
+        <w:spacing w:after="50" w:line="250" w:lineRule="auto"/>
+      </w:pPr>
+      <w:r>
+        <w:rPr>
+          <w:b/>
+          <w:bCs/>
+          <w:color w:val="1B6E8C"/>
+          <w:sz w:val="17"/>
+          <w:szCs w:val="17"/>
+        </w:rPr>
+        <w:t xml:space="preserve">Stack: </w:t>
+      </w:r>
+      <w:r>
+        <w:rPr>
+          <w:color w:val="4A4A4A"/>
+          <w:sz w:val="17"/>
+          <w:szCs w:val="17"/>
+        </w:rPr>
+        <w:t>Python 3.12 · Django 5.2 · DRF · Django Channels · Celery · Redis · PostgreSQL · Next.js 15 · TypeScript · TanStack Query · Docker</w:t>
+      </w:r>
+    </w:p>
+    <w:p>
+      <w:pPr>
+        <w:pStyle w:val="ListParagraph"/>
+        <w:numPr>
+          <w:ilvl w:val="0"/>
+          <w:numId w:val="2"/>
+        </w:numPr>
+        <w:spacing w:after="40" w:line="250" w:lineRule="auto"/>
+      </w:pPr>
+      <w:r>
+        <w:rPr>
+          <w:color w:val="1A1A1A"/>
+        </w:rPr>
+        <w:t>Built a multi-tenant, headless commerce platform whose backend is deliberately vertical-neutral — the sam</w:t>
+      </w:r>
+      <w:r>
+        <w:rPr>
+          <w:color w:val="1A1A1A"/>
+        </w:rPr>
+        <w:t>e engine powers a boutique, grocery, pharmacy or B2B wholesaler, with each store’s identity expressed as configuration rather than hardcoded logic and no business-type conditional anywhere in the backend.</w:t>
+      </w:r>
+    </w:p>
+    <w:p>
+      <w:pPr>
+        <w:pStyle w:val="ListParagraph"/>
+        <w:numPr>
+          <w:ilvl w:val="0"/>
+          <w:numId w:val="2"/>
+        </w:numPr>
+        <w:spacing w:after="40" w:line="250" w:lineRule="auto"/>
+      </w:pPr>
+      <w:r>
+        <w:rPr>
+          <w:color w:val="1A1A1A"/>
+        </w:rPr>
+        <w:t xml:space="preserve">Designed the catalogue engine end to end (tenant → </w:t>
+      </w:r>
+      <w:r>
+        <w:rPr>
+          <w:color w:val="1A1A1A"/>
+        </w:rPr>
+        <w:t>catalogue → category → product → variant) with a full variant engine, dynamic attributes, brands, collections and SEO/JSON-LD generation, plus a global-market pricing engine modelling market as distinct from currency with locked prices, FX fallback and a d</w:t>
+      </w:r>
+      <w:r>
+        <w:rPr>
+          <w:color w:val="1A1A1A"/>
+        </w:rPr>
+        <w:t>eterministic no-borrowing resolver.</w:t>
+      </w:r>
+    </w:p>
+    <w:p>
+      <w:pPr>
+        <w:pStyle w:val="ListParagraph"/>
+        <w:numPr>
+          <w:ilvl w:val="0"/>
+          <w:numId w:val="2"/>
+        </w:numPr>
+        <w:spacing w:after="40" w:line="250" w:lineRule="auto"/>
+      </w:pPr>
+      <w:r>
+        <w:rPr>
+          <w:color w:val="1A1A1A"/>
+        </w:rPr>
+        <w:t>Applied ports and adapters from day one — payment, email, storage, search and notification each behind an abstract service with swappable adapters resolved per tenant — under Clean Architecture with CI-enforced dependency boundaries, strict mypy typing, UU</w:t>
+      </w:r>
+      <w:r>
+        <w:rPr>
+          <w:color w:val="1A1A1A"/>
+        </w:rPr>
+        <w:t>IDv7 keys and feature flags.</w:t>
+      </w:r>
+    </w:p>
+    <w:p>
+      <w:pPr>
+        <w:spacing w:before="120" w:after="30"/>
+      </w:pPr>
+      <w:r>
+        <w:rPr>
+          <w:b/>
+          <w:bCs/>
+          <w:color w:val="10314F"/>
+        </w:rPr>
+        <w:t>Airsume — Fully-Offline Resume Intelligence &amp; ATS Platform</w:t>
       </w:r>
       <w:r>
         <w:rPr>
@@ -2220,7 +2326,7 @@
           <w:sz w:val="18"/>
           <w:szCs w:val="18"/>
         </w:rPr>
-        <w:t>chitect &amp; developer</w:t>
+        <w:t xml:space="preserve">  ·  Independent research · sole architect &amp; developer</w:t>
       </w:r>
     </w:p>
     <w:p>
@@ -2243,73 +2349,81 @@
           <w:sz w:val="17"/>
           <w:szCs w:val="17"/>
         </w:rPr>
-        <w:t>Python · Django 5.2 · DRF · Celery · Redis · PostgreSQL · PyMuPDF / pdfplumber / python-docx · Tesseract OCR · RapidFuzz · Next.js 16 · React 19 · TypeScript</w:t>
-      </w:r>
-    </w:p>
-    <w:p>
-      <w:pPr>
-        <w:pStyle w:val="ListParagraph"/>
-        <w:numPr>
-          <w:ilvl w:val="0"/>
-          <w:numId w:val="2"/>
-        </w:numPr>
-        <w:spacing w:after="40" w:line="250" w:lineRule="auto"/>
-      </w:pPr>
-      <w:r>
-        <w:rPr>
-          <w:color w:val="1A1A1A"/>
-        </w:rPr>
-        <w:t>Built a resume and job-description analysis platform producing explaina</w:t>
-      </w:r>
-      <w:r>
-        <w:rPr>
-          <w:color w:val="1A1A1A"/>
-        </w:rPr>
-        <w:t>ble hiring intelligence with no LLM or cloud AI — every parsed field and score traces back to the exact text and rule that produced it, via a fully offline engine handling two-column layouts, tables and scanned PDFs through OCR.</w:t>
-      </w:r>
-    </w:p>
-    <w:p>
-      <w:pPr>
-        <w:pStyle w:val="ListParagraph"/>
-        <w:numPr>
-          <w:ilvl w:val="0"/>
-          <w:numId w:val="2"/>
-        </w:numPr>
-        <w:spacing w:after="40" w:line="250" w:lineRule="auto"/>
-      </w:pPr>
-      <w:r>
-        <w:rPr>
-          <w:color w:val="1A1A1A"/>
-        </w:rPr>
-        <w:t xml:space="preserve">Designed a versioned skill </w:t>
-      </w:r>
-      <w:r>
-        <w:rPr>
-          <w:color w:val="1A1A1A"/>
-        </w:rPr>
-        <w:t>taxonomy of 432 skills across 33 categories and 10 industries with typed aliases and weighted relationships, matched by a staged offline matcher (exact → alias → normalised → fuzzy, never fuzzy-first) that records how each match was made.</w:t>
-      </w:r>
-    </w:p>
-    <w:p>
-      <w:pPr>
-        <w:pStyle w:val="ListParagraph"/>
-        <w:numPr>
-          <w:ilvl w:val="0"/>
-          <w:numId w:val="2"/>
-        </w:numPr>
-        <w:spacing w:after="40" w:line="250" w:lineRule="auto"/>
-      </w:pPr>
-      <w:r>
-        <w:rPr>
-          <w:color w:val="1A1A1A"/>
-        </w:rPr>
-        <w:t xml:space="preserve">Engineered an explainable ATS scoring engine grading fit across six weighted categories with a neutralise-and-redistribute strategy for non-applicable criteria and a reconciliation invariant, running asynchronously on Celery with live status polling and a </w:t>
-      </w:r>
-      <w:r>
-        <w:rPr>
-          <w:color w:val="1A1A1A"/>
-        </w:rPr>
-        <w:t>golden-dataset benchmark harness keeping accuracy measurable.</w:t>
+        <w:t>Python · Django 5.2 · DRF · Celery · Redis · PostgreSQL · PyMuPDF / pdfplumber / python-docx · Tesseract OC</w:t>
+      </w:r>
+      <w:r>
+        <w:rPr>
+          <w:color w:val="4A4A4A"/>
+          <w:sz w:val="17"/>
+          <w:szCs w:val="17"/>
+        </w:rPr>
+        <w:t>R · RapidFuzz · Next.js 16 · React 19 · TypeScript</w:t>
+      </w:r>
+    </w:p>
+    <w:p>
+      <w:pPr>
+        <w:pStyle w:val="ListParagraph"/>
+        <w:numPr>
+          <w:ilvl w:val="0"/>
+          <w:numId w:val="2"/>
+        </w:numPr>
+        <w:spacing w:after="40" w:line="250" w:lineRule="auto"/>
+      </w:pPr>
+      <w:r>
+        <w:rPr>
+          <w:color w:val="1A1A1A"/>
+        </w:rPr>
+        <w:t>Built a resume and job-description analysis platform producing explainable hiring intelligence with no LLM or cloud AI — every parsed field and score traces back to the exact text and rule that produced it</w:t>
+      </w:r>
+      <w:r>
+        <w:rPr>
+          <w:color w:val="1A1A1A"/>
+        </w:rPr>
+        <w:t>, via a fully offline engine handling two-column layouts, tables and scanned PDFs through OCR.</w:t>
+      </w:r>
+    </w:p>
+    <w:p>
+      <w:pPr>
+        <w:pStyle w:val="ListParagraph"/>
+        <w:numPr>
+          <w:ilvl w:val="0"/>
+          <w:numId w:val="2"/>
+        </w:numPr>
+        <w:spacing w:after="40" w:line="250" w:lineRule="auto"/>
+      </w:pPr>
+      <w:r>
+        <w:rPr>
+          <w:color w:val="1A1A1A"/>
+        </w:rPr>
+        <w:t>Designed a versioned skill taxonomy of 432 skills across 33 categories and 10 industries with typed aliases and weighted relationships, matched by a staged offli</w:t>
+      </w:r>
+      <w:r>
+        <w:rPr>
+          <w:color w:val="1A1A1A"/>
+        </w:rPr>
+        <w:t>ne matcher (exact → alias → normalised → fuzzy, never fuzzy-first) that records how each match was made.</w:t>
+      </w:r>
+    </w:p>
+    <w:p>
+      <w:pPr>
+        <w:pStyle w:val="ListParagraph"/>
+        <w:numPr>
+          <w:ilvl w:val="0"/>
+          <w:numId w:val="2"/>
+        </w:numPr>
+        <w:spacing w:after="40" w:line="250" w:lineRule="auto"/>
+      </w:pPr>
+      <w:r>
+        <w:rPr>
+          <w:color w:val="1A1A1A"/>
+        </w:rPr>
+        <w:t xml:space="preserve">Engineered an explainable ATS scoring engine grading fit across six weighted categories with a neutralise-and-redistribute strategy for non-applicable </w:t>
+      </w:r>
+      <w:r>
+        <w:rPr>
+          <w:color w:val="1A1A1A"/>
+        </w:rPr>
+        <w:t>criteria and a reconciliation invariant, running asynchronously on Celery with live status polling and a golden-dataset benchmark harness keeping accuracy measurable.</w:t>
       </w:r>
     </w:p>
     <w:p>
@@ -2355,109 +2469,107 @@
           <w:sz w:val="17"/>
           <w:szCs w:val="17"/>
         </w:rPr>
-        <w:t>Python · Django 5 · DRF · Celery · Redis · PostgreSQL · Faster-Whisper ·</w:t>
-      </w:r>
-      <w:r>
-        <w:rPr>
-          <w:color w:val="4A4A4A"/>
-          <w:sz w:val="17"/>
-          <w:szCs w:val="17"/>
-        </w:rPr>
-        <w:t xml:space="preserve"> Ollama (Llama 3.2) · SpeechBrain ECAPA · FFmpeg · vector + full-text search · Next.js 16 · React 19 · TypeScript</w:t>
-      </w:r>
-    </w:p>
-    <w:p>
-      <w:pPr>
-        <w:pStyle w:val="ListParagraph"/>
-        <w:numPr>
-          <w:ilvl w:val="0"/>
-          <w:numId w:val="2"/>
-        </w:numPr>
-        <w:spacing w:after="40" w:line="250" w:lineRule="auto"/>
-      </w:pPr>
-      <w:r>
-        <w:rPr>
-          <w:color w:val="1A1A1A"/>
-        </w:rPr>
-        <w:t>Built a meeting-assistant platform turning raw audio and video into transcripts, grounded summaries, tracked work and organisational knowledge</w:t>
-      </w:r>
-      <w:r>
-        <w:rPr>
-          <w:color w:val="1A1A1A"/>
-        </w:rPr>
-        <w:t xml:space="preserve"> — running entirely locally with no paid APIs, cloud AI or commercial SDKs, every AI capability behind a provider interface defaulting to a local engine.</w:t>
-      </w:r>
-    </w:p>
-    <w:p>
-      <w:pPr>
-        <w:pStyle w:val="ListParagraph"/>
-        <w:numPr>
-          <w:ilvl w:val="0"/>
-          <w:numId w:val="2"/>
-        </w:numPr>
-        <w:spacing w:after="40" w:line="250" w:lineRule="auto"/>
-      </w:pPr>
-      <w:r>
-        <w:rPr>
-          <w:color w:val="1A1A1A"/>
-        </w:rPr>
-        <w:t>Engineered an asynchronous Celery pipeline (validate → extract → normalise → transcribe → diarise → su</w:t>
-      </w:r>
-      <w:r>
-        <w:rPr>
-          <w:color w:val="1A1A1A"/>
-        </w:rPr>
-        <w:t>mmarise → index) with graceful degradation so a failed AI step never discards a good transcript, plus a reusable domain-agnostic job engine with dependency-graph ordering, exponential-backoff retry, idempotent resume and live progress.</w:t>
-      </w:r>
-    </w:p>
-    <w:p>
-      <w:pPr>
-        <w:pStyle w:val="ListParagraph"/>
-        <w:numPr>
-          <w:ilvl w:val="0"/>
-          <w:numId w:val="2"/>
-        </w:numPr>
-        <w:spacing w:after="40" w:line="250" w:lineRule="auto"/>
-      </w:pPr>
-      <w:r>
-        <w:rPr>
-          <w:color w:val="1A1A1A"/>
-        </w:rPr>
-        <w:t>Implemented grounded</w:t>
-      </w:r>
-      <w:r>
-        <w:rPr>
-          <w:color w:val="1A1A1A"/>
-        </w:rPr>
-        <w:t xml:space="preserve"> RAG chat over hybrid retrieval (local embeddings, Postgres full-text, recency) returning clickable-timestamp citations and refusing to answer beyond source material, and speaker diarisation via SpeechBrain ECAPA embeddings with a cross-meeting voice regis</w:t>
-      </w:r>
-      <w:r>
-        <w:rPr>
-          <w:color w:val="1A1A1A"/>
-        </w:rPr>
-        <w:t>try recognising recurring speakers through tiered similarity matching.</w:t>
-      </w:r>
-    </w:p>
-    <w:p>
-      <w:pPr>
-        <w:pStyle w:val="ListParagraph"/>
-        <w:numPr>
-          <w:ilvl w:val="0"/>
-          <w:numId w:val="2"/>
-        </w:numPr>
-        <w:spacing w:after="40" w:line="250" w:lineRule="auto"/>
-      </w:pPr>
-      <w:r>
-        <w:rPr>
-          <w:color w:val="1A1A1A"/>
-        </w:rPr>
-        <w:t>Designed a bitemporal, event-sourced knowledge hub with time-travel queries, decision-evolution history and conflict detection, feeding an executive dashboard materialised incrementally rather than recomputed per request, alongside a 12-agent platform acce</w:t>
-      </w:r>
-      <w:r>
-        <w:rPr>
-          <w:color w:val="1A1A1A"/>
-        </w:rPr>
-        <w:t>ssing data only through a permissioned tool registry with human approval gates.</w:t>
+        <w:t>Python · Django 5 · DRF · Celery · Redis · PostgreSQL · Faster-Whisper · Ollama (Llama 3.2) · SpeechBrain ECAPA · FFmpeg · vector + full-text search · Next.js 16 · React 19 · TypeScript</w:t>
+      </w:r>
+    </w:p>
+    <w:p>
+      <w:pPr>
+        <w:pStyle w:val="ListParagraph"/>
+        <w:numPr>
+          <w:ilvl w:val="0"/>
+          <w:numId w:val="2"/>
+        </w:numPr>
+        <w:spacing w:after="40" w:line="250" w:lineRule="auto"/>
+      </w:pPr>
+      <w:r>
+        <w:rPr>
+          <w:color w:val="1A1A1A"/>
+        </w:rPr>
+        <w:t xml:space="preserve">Built a </w:t>
+      </w:r>
+      <w:r>
+        <w:rPr>
+          <w:color w:val="1A1A1A"/>
+        </w:rPr>
+        <w:t>meeting-assistant platform turning raw audio and video into transcripts, grounded summaries, tracked work and organisational knowledge — running entirely locally with no paid APIs, cloud AI or commercial SDKs, every AI capability behind a provider interfac</w:t>
+      </w:r>
+      <w:r>
+        <w:rPr>
+          <w:color w:val="1A1A1A"/>
+        </w:rPr>
+        <w:t>e defaulting to a local engine.</w:t>
+      </w:r>
+    </w:p>
+    <w:p>
+      <w:pPr>
+        <w:pStyle w:val="ListParagraph"/>
+        <w:numPr>
+          <w:ilvl w:val="0"/>
+          <w:numId w:val="2"/>
+        </w:numPr>
+        <w:spacing w:after="40" w:line="250" w:lineRule="auto"/>
+      </w:pPr>
+      <w:r>
+        <w:rPr>
+          <w:color w:val="1A1A1A"/>
+        </w:rPr>
+        <w:t>Engineered an asynchronous Celery pipeline (validate → extract → normalise → transcribe → diarise → summarise → index) with graceful degradation so a failed AI step never discards a good transcript, plus a reusable domain-ag</w:t>
+      </w:r>
+      <w:r>
+        <w:rPr>
+          <w:color w:val="1A1A1A"/>
+        </w:rPr>
+        <w:t>nostic job engine with dependency-graph ordering, exponential-backoff retry, idempotent resume and live progress.</w:t>
+      </w:r>
+    </w:p>
+    <w:p>
+      <w:pPr>
+        <w:pStyle w:val="ListParagraph"/>
+        <w:numPr>
+          <w:ilvl w:val="0"/>
+          <w:numId w:val="2"/>
+        </w:numPr>
+        <w:spacing w:after="40" w:line="250" w:lineRule="auto"/>
+      </w:pPr>
+      <w:r>
+        <w:rPr>
+          <w:color w:val="1A1A1A"/>
+        </w:rPr>
+        <w:t>Implemented grounded RAG chat over hybrid retrieval (local embeddings, Postgres full-text, recency) returning clickable-timestamp citations an</w:t>
+      </w:r>
+      <w:r>
+        <w:rPr>
+          <w:color w:val="1A1A1A"/>
+        </w:rPr>
+        <w:t>d refusing to answer beyond source material, and speaker diarisation via SpeechBrain ECAPA embeddings with a cross-meeting voice registry recognising recurring speakers through tiered similarity matching.</w:t>
+      </w:r>
+    </w:p>
+    <w:p>
+      <w:pPr>
+        <w:pStyle w:val="ListParagraph"/>
+        <w:numPr>
+          <w:ilvl w:val="0"/>
+          <w:numId w:val="2"/>
+        </w:numPr>
+        <w:spacing w:after="40" w:line="250" w:lineRule="auto"/>
+      </w:pPr>
+      <w:r>
+        <w:rPr>
+          <w:color w:val="1A1A1A"/>
+        </w:rPr>
+        <w:t xml:space="preserve">Designed a bitemporal, event-sourced knowledge hub </w:t>
+      </w:r>
+      <w:r>
+        <w:rPr>
+          <w:color w:val="1A1A1A"/>
+        </w:rPr>
+        <w:t>with time-travel queries, decision-evolution history and conflict detection, feeding an executive dashboard materialised incrementally rather than recomputed per request, alongside a 12-agent platform accessing data only through a permissioned tool registr</w:t>
+      </w:r>
+      <w:r>
+        <w:rPr>
+          <w:color w:val="1A1A1A"/>
+        </w:rPr>
+        <w:t>y with human approval gates.</w:t>
       </w:r>
     </w:p>
     <w:p>
@@ -2506,97 +2618,91 @@
           <w:sz w:val="17"/>
           <w:szCs w:val="17"/>
         </w:rPr>
-        <w:t>Next.js 14 · TypeScrip</w:t>
-      </w:r>
-      <w:r>
-        <w:rPr>
-          <w:color w:val="4A4A4A"/>
-          <w:sz w:val="17"/>
-          <w:szCs w:val="17"/>
-        </w:rPr>
-        <w:t>t · Django REST Framework · PostgreSQL · Redis · WebSockets · JWT</w:t>
-      </w:r>
-    </w:p>
-    <w:p>
-      <w:pPr>
-        <w:pStyle w:val="ListParagraph"/>
-        <w:numPr>
-          <w:ilvl w:val="0"/>
-          <w:numId w:val="2"/>
-        </w:numPr>
-        <w:spacing w:after="40" w:line="250" w:lineRule="auto"/>
-      </w:pPr>
-      <w:r>
-        <w:rPr>
-          <w:color w:val="1A1A1A"/>
-        </w:rPr>
-        <w:t>Architected an enterprise hospital operating system unifying patient management, EMR, pharmacy, laboratory, nursing and ward management, billing, staff administration and analytics into a si</w:t>
-      </w:r>
-      <w:r>
-        <w:rPr>
-          <w:color w:val="1A1A1A"/>
-        </w:rPr>
-        <w:t>ngle platform.</w:t>
-      </w:r>
-    </w:p>
-    <w:p>
-      <w:pPr>
-        <w:pStyle w:val="ListParagraph"/>
-        <w:numPr>
-          <w:ilvl w:val="0"/>
-          <w:numId w:val="2"/>
-        </w:numPr>
-        <w:spacing w:after="40" w:line="250" w:lineRule="auto"/>
-      </w:pPr>
-      <w:r>
-        <w:rPr>
-          <w:color w:val="1A1A1A"/>
-        </w:rPr>
-        <w:t>Implemented granular role-based access control across eight distinct roles — doctors, nurses, pharmacists, lab technicians, accountants, receptionists and administrators — on top of JWT authentication.</w:t>
-      </w:r>
-    </w:p>
-    <w:p>
-      <w:pPr>
-        <w:pStyle w:val="ListParagraph"/>
-        <w:numPr>
-          <w:ilvl w:val="0"/>
-          <w:numId w:val="2"/>
-        </w:numPr>
-        <w:spacing w:after="40" w:line="250" w:lineRule="auto"/>
-      </w:pPr>
-      <w:r>
-        <w:rPr>
-          <w:color w:val="1A1A1A"/>
-        </w:rPr>
-        <w:t xml:space="preserve">Delivered real-time clinical workflows </w:t>
-      </w:r>
-      <w:r>
-        <w:rPr>
-          <w:color w:val="1A1A1A"/>
-        </w:rPr>
-        <w:t>over WebSockets: lab result delivery, pharmacy low-stock alerts, emergency notifications and live bed-occupancy changes.</w:t>
-      </w:r>
-    </w:p>
-    <w:p>
-      <w:pPr>
-        <w:pStyle w:val="ListParagraph"/>
-        <w:numPr>
-          <w:ilvl w:val="0"/>
-          <w:numId w:val="2"/>
-        </w:numPr>
-        <w:spacing w:after="40" w:line="250" w:lineRule="auto"/>
-      </w:pPr>
-      <w:r>
-        <w:rPr>
-          <w:color w:val="1A1A1A"/>
-        </w:rPr>
-        <w:t>Built an analytics layer surfacing operational KPIs, revenue analysis and occupancy statistics, backed by PostgreSQL with Redis caching</w:t>
-      </w:r>
-      <w:r>
-        <w:rPr>
-          <w:color w:val="1A1A1A"/>
-        </w:rPr>
-        <w:t xml:space="preserve"> for read-heavy dashboards.</w:t>
+        <w:t>Next.js 14 · TypeScript · Django REST Framework · PostgreSQL · Redis · We</w:t>
+      </w:r>
+      <w:r>
+        <w:rPr>
+          <w:color w:val="4A4A4A"/>
+          <w:sz w:val="17"/>
+          <w:szCs w:val="17"/>
+        </w:rPr>
+        <w:t>bSockets · JWT</w:t>
+      </w:r>
+    </w:p>
+    <w:p>
+      <w:pPr>
+        <w:pStyle w:val="ListParagraph"/>
+        <w:numPr>
+          <w:ilvl w:val="0"/>
+          <w:numId w:val="2"/>
+        </w:numPr>
+        <w:spacing w:after="40" w:line="250" w:lineRule="auto"/>
+      </w:pPr>
+      <w:r>
+        <w:rPr>
+          <w:color w:val="1A1A1A"/>
+        </w:rPr>
+        <w:t>Architected an enterprise hospital operating system unifying patient management, EMR, pharmacy, laboratory, nursing and ward management, billing, staff administration and analytics into a single platform.</w:t>
+      </w:r>
+    </w:p>
+    <w:p>
+      <w:pPr>
+        <w:pStyle w:val="ListParagraph"/>
+        <w:numPr>
+          <w:ilvl w:val="0"/>
+          <w:numId w:val="2"/>
+        </w:numPr>
+        <w:spacing w:after="40" w:line="250" w:lineRule="auto"/>
+      </w:pPr>
+      <w:r>
+        <w:rPr>
+          <w:color w:val="1A1A1A"/>
+        </w:rPr>
+        <w:t>Implemented granular role-based acce</w:t>
+      </w:r>
+      <w:r>
+        <w:rPr>
+          <w:color w:val="1A1A1A"/>
+        </w:rPr>
+        <w:t>ss control across eight distinct roles — doctors, nurses, pharmacists, lab technicians, accountants, receptionists and administrators — on top of JWT authentication.</w:t>
+      </w:r>
+    </w:p>
+    <w:p>
+      <w:pPr>
+        <w:pStyle w:val="ListParagraph"/>
+        <w:numPr>
+          <w:ilvl w:val="0"/>
+          <w:numId w:val="2"/>
+        </w:numPr>
+        <w:spacing w:after="40" w:line="250" w:lineRule="auto"/>
+      </w:pPr>
+      <w:r>
+        <w:rPr>
+          <w:color w:val="1A1A1A"/>
+        </w:rPr>
+        <w:t>Delivered real-time clinical workflows over WebSockets: lab result delivery, pharmacy low-</w:t>
+      </w:r>
+      <w:r>
+        <w:rPr>
+          <w:color w:val="1A1A1A"/>
+        </w:rPr>
+        <w:t>stock alerts, emergency notifications and live bed-occupancy changes.</w:t>
+      </w:r>
+    </w:p>
+    <w:p>
+      <w:pPr>
+        <w:pStyle w:val="ListParagraph"/>
+        <w:numPr>
+          <w:ilvl w:val="0"/>
+          <w:numId w:val="2"/>
+        </w:numPr>
+        <w:spacing w:after="40" w:line="250" w:lineRule="auto"/>
+      </w:pPr>
+      <w:r>
+        <w:rPr>
+          <w:color w:val="1A1A1A"/>
+        </w:rPr>
+        <w:t>Built an analytics layer surfacing operational KPIs, revenue analysis and occupancy statistics, backed by PostgreSQL with Redis caching for read-heavy dashboards.</w:t>
       </w:r>
     </w:p>
     <w:p>
@@ -2645,15 +2751,15 @@
           <w:sz w:val="17"/>
           <w:szCs w:val="17"/>
         </w:rPr>
-        <w:t>Flutter (Riverpod, Freezed, Dio, GoRouter) · Django REST Framework · PostgreSQL · Redi</w:t>
-      </w:r>
-      <w:r>
-        <w:rPr>
-          <w:color w:val="4A4A4A"/>
-          <w:sz w:val="17"/>
-          <w:szCs w:val="17"/>
-        </w:rPr>
-        <w:t>s · Celery · Django Channels · Stripe · FCM · Google Maps</w:t>
+        <w:t>Flutter (Riverpod, Freezed, Dio, GoRouter) · Django REST Framework · PostgreSQL · Redis · Celery · Django Channels · Stripe · FCM · Googl</w:t>
+      </w:r>
+      <w:r>
+        <w:rPr>
+          <w:color w:val="4A4A4A"/>
+          <w:sz w:val="17"/>
+          <w:szCs w:val="17"/>
+        </w:rPr>
+        <w:t>e Maps</w:t>
       </w:r>
     </w:p>
     <w:p>
@@ -2685,51 +2791,51 @@
         <w:rPr>
           <w:color w:val="1A1A1A"/>
         </w:rPr>
-        <w:t>Implemented</w:t>
-      </w:r>
-      <w:r>
-        <w:rPr>
-          <w:color w:val="1A1A1A"/>
-        </w:rPr>
-        <w:t xml:space="preserve"> live booking tracking via WebSockets and Google Maps, with passwordless OTP authentication and automatic JWT token refresh.</w:t>
-      </w:r>
-    </w:p>
-    <w:p>
-      <w:pPr>
-        <w:pStyle w:val="ListParagraph"/>
-        <w:numPr>
-          <w:ilvl w:val="0"/>
-          <w:numId w:val="2"/>
-        </w:numPr>
-        <w:spacing w:after="40" w:line="250" w:lineRule="auto"/>
-      </w:pPr>
-      <w:r>
-        <w:rPr>
-          <w:color w:val="1A1A1A"/>
-        </w:rPr>
-        <w:t>Offloaded scheduled jobs, notification dispatch and payment processing to Celery workers backed by Redis, keeping request latency i</w:t>
-      </w:r>
-      <w:r>
-        <w:rPr>
-          <w:color w:val="1A1A1A"/>
-        </w:rPr>
-        <w:t>ndependent of background workload.</w:t>
-      </w:r>
-    </w:p>
-    <w:p>
-      <w:pPr>
-        <w:pStyle w:val="ListParagraph"/>
-        <w:numPr>
-          <w:ilvl w:val="0"/>
-          <w:numId w:val="2"/>
-        </w:numPr>
-        <w:spacing w:after="40" w:line="250" w:lineRule="auto"/>
-      </w:pPr>
-      <w:r>
-        <w:rPr>
-          <w:color w:val="1A1A1A"/>
-        </w:rPr>
-        <w:t>Delivered an operations dashboard for booking, staff, attendance and schedule management, plus revenue and service-utilisation reporting.</w:t>
+        <w:t>Implemented live booking tracking via WebSockets and Google Ma</w:t>
+      </w:r>
+      <w:r>
+        <w:rPr>
+          <w:color w:val="1A1A1A"/>
+        </w:rPr>
+        <w:t>ps, with passwordless OTP authentication and automatic JWT token refresh.</w:t>
+      </w:r>
+    </w:p>
+    <w:p>
+      <w:pPr>
+        <w:pStyle w:val="ListParagraph"/>
+        <w:numPr>
+          <w:ilvl w:val="0"/>
+          <w:numId w:val="2"/>
+        </w:numPr>
+        <w:spacing w:after="40" w:line="250" w:lineRule="auto"/>
+      </w:pPr>
+      <w:r>
+        <w:rPr>
+          <w:color w:val="1A1A1A"/>
+        </w:rPr>
+        <w:t>Offloaded scheduled jobs, notification dispatch and payment processing to Celery workers backed by Redis, keeping request latency independent of background workload.</w:t>
+      </w:r>
+    </w:p>
+    <w:p>
+      <w:pPr>
+        <w:pStyle w:val="ListParagraph"/>
+        <w:numPr>
+          <w:ilvl w:val="0"/>
+          <w:numId w:val="2"/>
+        </w:numPr>
+        <w:spacing w:after="40" w:line="250" w:lineRule="auto"/>
+      </w:pPr>
+      <w:r>
+        <w:rPr>
+          <w:color w:val="1A1A1A"/>
+        </w:rPr>
+        <w:t>Delivered an ope</w:t>
+      </w:r>
+      <w:r>
+        <w:rPr>
+          <w:color w:val="1A1A1A"/>
+        </w:rPr>
+        <w:t>rations dashboard for booking, staff, attendance and schedule management, plus revenue and service-utilisation reporting.</w:t>
       </w:r>
     </w:p>
     <w:p>
@@ -2744,7 +2850,7 @@
             <w:color w:val="10314F"/>
             <w:u w:val="single"/>
           </w:rPr>
-          <w:t>ShieldDNS v2.0 — Cro</w:t>
+          <w:t>ShieldDNS v2.0 — Cross-Platform Ad, Tracker &amp; Malware Blocking Ecosyste</w:t>
         </w:r>
         <w:r>
           <w:rPr>
@@ -2753,7 +2859,7 @@
             <w:color w:val="10314F"/>
             <w:u w:val="single"/>
           </w:rPr>
-          <w:t>ss-Platform Ad, Tracker &amp; Malware Blocking Ecosystem</w:t>
+          <w:t>m</w:t>
         </w:r>
       </w:hyperlink>
       <w:r>
@@ -2803,19 +2909,13 @@
         <w:rPr>
           <w:color w:val="1A1A1A"/>
         </w:rPr>
-        <w:t>Designe</w:t>
-      </w:r>
-      <w:r>
-        <w:rPr>
-          <w:color w:val="1A1A1A"/>
-        </w:rPr>
-        <w:t>d and shipped a three-platform blocking ecosystem — an Android VPN-based DNS filter, a Windows local DNS server and a Manifest V3 browser extension — filtering ads, trackers, malware and redirect scams entirely on-device with no accounts, telemetry or thir</w:t>
-      </w:r>
-      <w:r>
-        <w:rPr>
-          <w:color w:val="1A1A1A"/>
-        </w:rPr>
-        <w:t>d-party routing.</w:t>
+        <w:t>Designed and shipped a three-platform blocking ecosystem — an Android VPN-based DNS filter, a Windows local DNS serv</w:t>
+      </w:r>
+      <w:r>
+        <w:rPr>
+          <w:color w:val="1A1A1A"/>
+        </w:rPr>
+        <w:t>er and a Manifest V3 browser extension — filtering ads, trackers, malware and redirect scams entirely on-device with no accounts, telemetry or third-party routing.</w:t>
       </w:r>
     </w:p>
     <w:p>
@@ -2847,63 +2947,57 @@
         <w:rPr>
           <w:color w:val="1A1A1A"/>
         </w:rPr>
-        <w:t>Built behavioural de</w:t>
-      </w:r>
-      <w:r>
-        <w:rPr>
-          <w:color w:val="1A1A1A"/>
-        </w:rPr>
-        <w:t>tection beyond static lists: CNAME uncloaking across every chain hop, a live 0–100 domain reputation score from subdomain entropy, risky TLDs, homoglyph detection and visit frequency with time-based decay, and multi-hop redirect-chain reconstruction scored</w:t>
-      </w:r>
-      <w:r>
-        <w:rPr>
-          <w:color w:val="1A1A1A"/>
-        </w:rPr>
-        <w:t xml:space="preserve"> by hop count, /24 IP diversity and inter-hop timing.</w:t>
-      </w:r>
-    </w:p>
-    <w:p>
-      <w:pPr>
-        <w:pStyle w:val="ListParagraph"/>
-        <w:numPr>
-          <w:ilvl w:val="0"/>
-          <w:numId w:val="2"/>
-        </w:numPr>
-        <w:spacing w:after="40" w:line="250" w:lineRule="auto"/>
-      </w:pPr>
-      <w:r>
-        <w:rPr>
-          <w:color w:val="1A1A1A"/>
-        </w:rPr>
-        <w:t>Implemented encrypted DoH/DoT upstream resolution with compiled bootstrap IPs to avoid pre-tunnel resolution deadlock, a DNS-layer per-app firewall across Wi-Fi, mobile data and roaming, and three tiere</w:t>
-      </w:r>
-      <w:r>
-        <w:rPr>
-          <w:color w:val="1A1A1A"/>
-        </w:rPr>
-        <w:t>d shield presets trading false-positive rate against aggressiveness.</w:t>
-      </w:r>
-    </w:p>
-    <w:p>
-      <w:pPr>
-        <w:pStyle w:val="ListParagraph"/>
-        <w:numPr>
-          <w:ilvl w:val="0"/>
-          <w:numId w:val="2"/>
-        </w:numPr>
-        <w:spacing w:after="40" w:line="250" w:lineRule="auto"/>
-      </w:pPr>
-      <w:r>
-        <w:rPr>
-          <w:color w:val="1A1A1A"/>
-        </w:rPr>
-        <w:t>Owned full release engineering — R8 shrinking, certificate pinning, split debug/release signing, Windows installer packaging, and automated blocklist refresh via WorkManager with boot per</w:t>
-      </w:r>
-      <w:r>
-        <w:rPr>
-          <w:color w:val="1A1A1A"/>
-        </w:rPr>
-        <w:t>sistence.</w:t>
+        <w:t>Built behavioural detection beyond st</w:t>
+      </w:r>
+      <w:r>
+        <w:rPr>
+          <w:color w:val="1A1A1A"/>
+        </w:rPr>
+        <w:t>atic lists: CNAME uncloaking across every chain hop, a live 0–100 domain reputation score from subdomain entropy, risky TLDs, homoglyph detection and visit frequency with time-based decay, and multi-hop redirect-chain reconstruction scored by hop count, /2</w:t>
+      </w:r>
+      <w:r>
+        <w:rPr>
+          <w:color w:val="1A1A1A"/>
+        </w:rPr>
+        <w:t>4 IP diversity and inter-hop timing.</w:t>
+      </w:r>
+    </w:p>
+    <w:p>
+      <w:pPr>
+        <w:pStyle w:val="ListParagraph"/>
+        <w:numPr>
+          <w:ilvl w:val="0"/>
+          <w:numId w:val="2"/>
+        </w:numPr>
+        <w:spacing w:after="40" w:line="250" w:lineRule="auto"/>
+      </w:pPr>
+      <w:r>
+        <w:rPr>
+          <w:color w:val="1A1A1A"/>
+        </w:rPr>
+        <w:t xml:space="preserve">Implemented encrypted DoH/DoT upstream resolution with compiled bootstrap IPs to avoid pre-tunnel resolution deadlock, a DNS-layer per-app firewall across Wi-Fi, mobile data and roaming, and three tiered shield presets </w:t>
+      </w:r>
+      <w:r>
+        <w:rPr>
+          <w:color w:val="1A1A1A"/>
+        </w:rPr>
+        <w:t>trading false-positive rate against aggressiveness.</w:t>
+      </w:r>
+    </w:p>
+    <w:p>
+      <w:pPr>
+        <w:pStyle w:val="ListParagraph"/>
+        <w:numPr>
+          <w:ilvl w:val="0"/>
+          <w:numId w:val="2"/>
+        </w:numPr>
+        <w:spacing w:after="40" w:line="250" w:lineRule="auto"/>
+      </w:pPr>
+      <w:r>
+        <w:rPr>
+          <w:color w:val="1A1A1A"/>
+        </w:rPr>
+        <w:t>Owned full release engineering — R8 shrinking, certificate pinning, split debug/release signing, Windows installer packaging, and automated blocklist refresh via WorkManager with boot persistence.</w:t>
       </w:r>
     </w:p>
     <w:p>
@@ -2968,7 +3062,13 @@
         <w:rPr>
           <w:color w:val="1A1A1A"/>
         </w:rPr>
-        <w:t>Delivered role-separated dashboards for teachers and students covering attendance capture, marks entry, class and subject management and in-app notifications, replacing manual record-keeping.</w:t>
+        <w:t>Delivered role-separated dashboards for te</w:t>
+      </w:r>
+      <w:r>
+        <w:rPr>
+          <w:color w:val="1A1A1A"/>
+        </w:rPr>
+        <w:t>achers and students covering attendance capture, marks entry, class and subject management and in-app notifications, replacing manual record-keeping.</w:t>
       </w:r>
     </w:p>
     <w:p>
@@ -2994,7 +3094,17 @@
           <w:sz w:val="18"/>
           <w:szCs w:val="18"/>
         </w:rPr>
-        <w:t xml:space="preserve">  ·  Full-stack web application</w:t>
+        <w:t xml:space="preserve">  · </w:t>
+      </w:r>
+      <w:r>
+        <w:rPr>
+          <w:i/>
+          <w:iCs/>
+          <w:color w:val="4A4A4A"/>
+          <w:sz w:val="18"/>
+          <w:szCs w:val="18"/>
+        </w:rPr>
+        <w:t xml:space="preserve"> Full-stack web application</w:t>
       </w:r>
     </w:p>
     <w:p>
@@ -3033,13 +3143,13 @@
         <w:rPr>
           <w:color w:val="1A1A1A"/>
         </w:rPr>
-        <w:t>Built stock, seller and sales management with auto-updating inventory levels, configurable low-stock a</w:t>
-      </w:r>
-      <w:r>
-        <w:rPr>
-          <w:color w:val="1A1A1A"/>
-        </w:rPr>
-        <w:t>lerts and an analytics dashboard reporting revenue trends, top sellers and stock availability.</w:t>
+        <w:t>Built stock, seller and sales management with auto-updating inventory levels, configurable low-stock alerts and an analytics dashboard reporting revenue trends, top sellers and stock availa</w:t>
+      </w:r>
+      <w:r>
+        <w:rPr>
+          <w:color w:val="1A1A1A"/>
+        </w:rPr>
+        <w:t>bility.</w:t>
       </w:r>
     </w:p>
     <w:p>
@@ -3088,31 +3198,29 @@
           <w:sz w:val="17"/>
           <w:szCs w:val="17"/>
         </w:rPr>
-        <w:t>Django · We</w:t>
-      </w:r>
-      <w:r>
-        <w:rPr>
-          <w:color w:val="4A4A4A"/>
-          <w:sz w:val="17"/>
-          <w:szCs w:val="17"/>
-        </w:rPr>
-        <w:t>bSockets · MySQL · Maps API</w:t>
-      </w:r>
-    </w:p>
-    <w:p>
-      <w:pPr>
-        <w:pStyle w:val="ListParagraph"/>
-        <w:numPr>
-          <w:ilvl w:val="0"/>
-          <w:numId w:val="2"/>
-        </w:numPr>
-        <w:spacing w:after="40" w:line="250" w:lineRule="auto"/>
-      </w:pPr>
-      <w:r>
-        <w:rPr>
-          <w:color w:val="1A1A1A"/>
-        </w:rPr>
-        <w:t>Developed map-based crime reporting with proximity alerts, real-time chat between users and authorities, an SOS contact broadcast and admin-defined risk-graded danger zones.</w:t>
+        <w:t>Django · WebSockets · MySQL · Maps API</w:t>
+      </w:r>
+    </w:p>
+    <w:p>
+      <w:pPr>
+        <w:pStyle w:val="ListParagraph"/>
+        <w:numPr>
+          <w:ilvl w:val="0"/>
+          <w:numId w:val="2"/>
+        </w:numPr>
+        <w:spacing w:after="40" w:line="250" w:lineRule="auto"/>
+      </w:pPr>
+      <w:r>
+        <w:rPr>
+          <w:color w:val="1A1A1A"/>
+        </w:rPr>
+        <w:t xml:space="preserve">Developed map-based crime reporting with proximity alerts, </w:t>
+      </w:r>
+      <w:r>
+        <w:rPr>
+          <w:color w:val="1A1A1A"/>
+        </w:rPr>
+        <w:t>real-time chat between users and authorities, an SOS contact broadcast and admin-defined risk-graded danger zones.</w:t>
       </w:r>
     </w:p>
     <w:p>
@@ -3153,7 +3261,17 @@
           <w:sz w:val="17"/>
           <w:szCs w:val="17"/>
         </w:rPr>
-        <w:t xml:space="preserve">Stack: </w:t>
+        <w:t>Stac</w:t>
+      </w:r>
+      <w:r>
+        <w:rPr>
+          <w:b/>
+          <w:bCs/>
+          <w:color w:val="1B6E8C"/>
+          <w:sz w:val="17"/>
+          <w:szCs w:val="17"/>
+        </w:rPr>
+        <w:t xml:space="preserve">k: </w:t>
       </w:r>
       <w:r>
         <w:rPr>
@@ -3177,13 +3295,7 @@
         <w:rPr>
           <w:color w:val="1A1A1A"/>
         </w:rPr>
-        <w:t>Cafeteria operations platform with role-separated access, menu management, order processing with automated email noti</w:t>
-      </w:r>
-      <w:r>
-        <w:rPr>
-          <w:color w:val="1A1A1A"/>
-        </w:rPr>
-        <w:t>fication, and integrated nutritional tracking by calories and food type.</w:t>
+        <w:t>Cafeteria operations platform with role-separated access, menu management, order processing with automated email notification, and integrated nutritional tracking by calories and food type.</w:t>
       </w:r>
     </w:p>
     <w:p>
@@ -3253,7 +3365,13 @@
         <w:rPr>
           <w:color w:val="1A1A1A"/>
         </w:rPr>
-        <w:t>Codeathon Event Project — IBM Certification, SLA Institute, Chennai</w:t>
+        <w:t>Codeathon Event Project — IBM Certification, SLA Institute, Ch</w:t>
+      </w:r>
+      <w:r>
+        <w:rPr>
+          <w:color w:val="1A1A1A"/>
+        </w:rPr>
+        <w:t>ennai</w:t>
       </w:r>
     </w:p>
     <w:p>
@@ -3348,21 +3466,38 @@
           <w:bCs/>
           <w:color w:val="10314F"/>
         </w:rPr>
-        <w:t>Lang</w:t>
-      </w:r>
+        <w:t xml:space="preserve">Languages  </w:t>
+      </w:r>
+      <w:r>
+        <w:rPr>
+          <w:color w:val="1A1A1A"/>
+        </w:rPr>
+        <w:t>English (professional working proficiency — primary language of all client delivery), Tamil (native).</w:t>
+      </w:r>
+    </w:p>
+    <w:p>
+      <w:pPr>
+        <w:spacing w:after="50" w:line="250" w:lineRule="auto"/>
+      </w:pPr>
       <w:r>
         <w:rPr>
           <w:b/>
           <w:bCs/>
           <w:color w:val="10314F"/>
         </w:rPr>
-        <w:t xml:space="preserve">uages  </w:t>
-      </w:r>
-      <w:r>
-        <w:rPr>
-          <w:color w:val="1A1A1A"/>
-        </w:rPr>
-        <w:t>English (professional working proficiency — primary language of all client delivery), Tamil (native).</w:t>
+        <w:t xml:space="preserve">Strengths  </w:t>
+      </w:r>
+      <w:r>
+        <w:rPr>
+          <w:color w:val="1A1A1A"/>
+        </w:rPr>
+        <w:t>Sole-owner product delivery, direct stakeholder communication, rapid onboarding to unfamiliar stacks, debugging and performance optimisation, s</w:t>
+      </w:r>
+      <w:r>
+        <w:rPr>
+          <w:color w:val="1A1A1A"/>
+        </w:rPr>
+        <w:t>ecurity-first implementation.</w:t>
       </w:r>
     </w:p>
     <w:p>
@@ -3375,31 +3510,6 @@
           <w:bCs/>
           <w:color w:val="10314F"/>
         </w:rPr>
-        <w:t xml:space="preserve">Strengths  </w:t>
-      </w:r>
-      <w:r>
-        <w:rPr>
-          <w:color w:val="1A1A1A"/>
-        </w:rPr>
-        <w:t>Sole-owner product delivery, direct stakeholder communication, rapid onboarding to unfamiliar stacks, debugging and performance optimisa</w:t>
-      </w:r>
-      <w:r>
-        <w:rPr>
-          <w:color w:val="1A1A1A"/>
-        </w:rPr>
-        <w:t>tion, security-first implementation.</w:t>
-      </w:r>
-    </w:p>
-    <w:p>
-      <w:pPr>
-        <w:spacing w:after="50" w:line="250" w:lineRule="auto"/>
-      </w:pPr>
-      <w:r>
-        <w:rPr>
-          <w:b/>
-          <w:bCs/>
-          <w:color w:val="10314F"/>
-        </w:rPr>
         <w:t xml:space="preserve">References  </w:t>
       </w:r>
       <w:r>
@@ -3408,7 +3518,6 @@
         </w:rPr>
         <w:t>Available on request.</w:t>
       </w:r>
-      <w:bookmarkEnd w:id="0"/>
     </w:p>
     <w:sectPr>
       <w:pgSz w:w="11906" w:h="16838"/>
@@ -3423,10 +3532,96 @@
 <file path=word/numbering.xml><?xml version="1.0" encoding="utf-8"?>
 <w:numbering xmlns:wpc="http://schemas.microsoft.com/office/word/2010/wordprocessingCanvas" xmlns:cx="http://schemas.microsoft.com/office/drawing/2014/chartex" xmlns:cx1="http://schemas.microsoft.com/office/drawing/2015/9/8/chartex" xmlns:cx2="http://schemas.microsoft.com/office/drawing/2015/10/21/chartex" xmlns:cx3="http://schemas.microsoft.com/office/drawing/2016/5/9/chartex" xmlns:cx4="http://schemas.microsoft.com/office/drawing/2016/5/10/chartex" xmlns:cx5="http://schemas.microsoft.com/office/drawing/2016/5/11/chartex" xmlns:cx6="http://schemas.microsoft.com/office/drawing/2016/5/12/chartex" xmlns:cx7="http://schemas.microsoft.com/office/drawing/2016/5/13/chartex" xmlns:cx8="http://schemas.microsoft.com/office/drawing/2016/5/14/chartex" xmlns:mc="http://schemas.openxmlformats.org/markup-compatibility/2006" xmlns:aink="http://schemas.microsoft.com/office/drawing/2016/ink" xmlns:am3d="http://schemas.microsoft.com/office/drawing/2017/model3d" xmlns:o="urn:schemas-microsoft-com:office:office" xmlns:r="http://schemas.openxmlformats.org/officeDocument/2006/relationships" xmlns:m="http://schemas.openxmlformats.org/officeDocument/2006/math" xmlns:v="urn:schemas-microsoft-com:vml" xmlns:wp14="http://schemas.microsoft.com/office/word/2010/wordprocessingDrawing" xmlns:wp="http://schemas.openxmlformats.org/drawingml/2006/wordprocessingDrawing" xmlns:w10="urn:schemas-microsoft-com:office:word" xmlns:w="http://schemas.openxmlformats.org/wordprocessingml/2006/main" xmlns:w14="http://schemas.microsoft.com/office/word/2010/wordml" xmlns:w15="http://schemas.microsoft.com/office/word/2012/wordml" xmlns:w16cex="http://schemas.microsoft.com/office/word/2018/wordml/cex" xmlns:w16cid="http://schemas.microsoft.com/office/word/2016/wordml/cid" xmlns:w16="http://schemas.microsoft.com/office/word/2018/wordml" xmlns:w16se="http://schemas.microsoft.com/office/word/2015/wordml/symex" xmlns:wpg="http://schemas.microsoft.com/office/word/2010/wordprocessingGroup" xmlns:wpi="http://schemas.microsoft.com/office/word/2010/wordprocessingInk" xmlns:wne="http://schemas.microsoft.com/office/word/2006/wordml" xmlns:wps="http://schemas.microsoft.com/office/word/2010/wordprocessingShape" mc:Ignorable="w14 w15 w16se w16cid w16 w16cex wp14">
   <w:abstractNum w:abstractNumId="0" w15:restartNumberingAfterBreak="0">
-    <w:nsid w:val="1D17434E"/>
+    <w:nsid w:val="0E580002"/>
     <w:multiLevelType w:val="hybridMultilevel"/>
-    <w:tmpl w:val="A088010A"/>
-    <w:lvl w:ilvl="0" w:tplc="4DB472C8">
+    <w:tmpl w:val="DB3AC524"/>
+    <w:lvl w:ilvl="0" w:tplc="6B6C74F2">
+      <w:start w:val="1"/>
+      <w:numFmt w:val="bullet"/>
+      <w:lvlText w:val="●"/>
+      <w:lvlJc w:val="left"/>
+      <w:pPr>
+        <w:ind w:left="720" w:hanging="360"/>
+      </w:pPr>
+    </w:lvl>
+    <w:lvl w:ilvl="1" w:tplc="DE3E6BAE">
+      <w:start w:val="1"/>
+      <w:numFmt w:val="bullet"/>
+      <w:lvlText w:val="○"/>
+      <w:lvlJc w:val="left"/>
+      <w:pPr>
+        <w:ind w:left="1440" w:hanging="360"/>
+      </w:pPr>
+    </w:lvl>
+    <w:lvl w:ilvl="2" w:tplc="5A5281BC">
+      <w:start w:val="1"/>
+      <w:numFmt w:val="bullet"/>
+      <w:lvlText w:val="■"/>
+      <w:lvlJc w:val="left"/>
+      <w:pPr>
+        <w:ind w:left="2160" w:hanging="360"/>
+      </w:pPr>
+    </w:lvl>
+    <w:lvl w:ilvl="3" w:tplc="9D0A0852">
+      <w:start w:val="1"/>
+      <w:numFmt w:val="bullet"/>
+      <w:lvlText w:val="●"/>
+      <w:lvlJc w:val="left"/>
+      <w:pPr>
+        <w:ind w:left="2880" w:hanging="360"/>
+      </w:pPr>
+    </w:lvl>
+    <w:lvl w:ilvl="4" w:tplc="88B278CA">
+      <w:start w:val="1"/>
+      <w:numFmt w:val="bullet"/>
+      <w:lvlText w:val="○"/>
+      <w:lvlJc w:val="left"/>
+      <w:pPr>
+        <w:ind w:left="3600" w:hanging="360"/>
+      </w:pPr>
+    </w:lvl>
+    <w:lvl w:ilvl="5" w:tplc="69A65EC8">
+      <w:start w:val="1"/>
+      <w:numFmt w:val="bullet"/>
+      <w:lvlText w:val="■"/>
+      <w:lvlJc w:val="left"/>
+      <w:pPr>
+        <w:ind w:left="4320" w:hanging="360"/>
+      </w:pPr>
+    </w:lvl>
+    <w:lvl w:ilvl="6" w:tplc="8014EB90">
+      <w:start w:val="1"/>
+      <w:numFmt w:val="bullet"/>
+      <w:lvlText w:val="●"/>
+      <w:lvlJc w:val="left"/>
+      <w:pPr>
+        <w:ind w:left="5040" w:hanging="360"/>
+      </w:pPr>
+    </w:lvl>
+    <w:lvl w:ilvl="7" w:tplc="8946E03C">
+      <w:start w:val="1"/>
+      <w:numFmt w:val="bullet"/>
+      <w:lvlText w:val="●"/>
+      <w:lvlJc w:val="left"/>
+      <w:pPr>
+        <w:ind w:left="5760" w:hanging="360"/>
+      </w:pPr>
+    </w:lvl>
+    <w:lvl w:ilvl="8" w:tplc="0C2A1A64">
+      <w:start w:val="1"/>
+      <w:numFmt w:val="bullet"/>
+      <w:lvlText w:val="●"/>
+      <w:lvlJc w:val="left"/>
+      <w:pPr>
+        <w:ind w:left="6480" w:hanging="360"/>
+      </w:pPr>
+    </w:lvl>
+  </w:abstractNum>
+  <w:abstractNum w:abstractNumId="1" w15:restartNumberingAfterBreak="0">
+    <w:nsid w:val="6AE06908"/>
+    <w:multiLevelType w:val="hybridMultilevel"/>
+    <w:tmpl w:val="2A66D1A2"/>
+    <w:lvl w:ilvl="0" w:tplc="B050856E">
       <w:start w:val="1"/>
       <w:numFmt w:val="bullet"/>
       <w:lvlText w:val="•"/>
@@ -3435,7 +3630,7 @@
         <w:ind w:left="316" w:hanging="215"/>
       </w:pPr>
     </w:lvl>
-    <w:lvl w:ilvl="1" w:tplc="BF6C0598">
+    <w:lvl w:ilvl="1" w:tplc="3034C976">
       <w:start w:val="1"/>
       <w:numFmt w:val="bullet"/>
       <w:lvlText w:val="–"/>
@@ -3444,136 +3639,50 @@
         <w:ind w:left="648" w:hanging="215"/>
       </w:pPr>
     </w:lvl>
-    <w:lvl w:ilvl="2" w:tplc="05A86AE2">
+    <w:lvl w:ilvl="2" w:tplc="3C305764">
       <w:numFmt w:val="decimal"/>
       <w:lvlText w:val=""/>
       <w:lvlJc w:val="left"/>
     </w:lvl>
-    <w:lvl w:ilvl="3" w:tplc="EEE8E7D4">
+    <w:lvl w:ilvl="3" w:tplc="EE889F50">
       <w:numFmt w:val="decimal"/>
       <w:lvlText w:val=""/>
       <w:lvlJc w:val="left"/>
     </w:lvl>
-    <w:lvl w:ilvl="4" w:tplc="3FE49868">
+    <w:lvl w:ilvl="4" w:tplc="4600EC4E">
       <w:numFmt w:val="decimal"/>
       <w:lvlText w:val=""/>
       <w:lvlJc w:val="left"/>
     </w:lvl>
-    <w:lvl w:ilvl="5" w:tplc="547A4496">
+    <w:lvl w:ilvl="5" w:tplc="18C46E14">
       <w:numFmt w:val="decimal"/>
       <w:lvlText w:val=""/>
       <w:lvlJc w:val="left"/>
     </w:lvl>
-    <w:lvl w:ilvl="6" w:tplc="950EC224">
+    <w:lvl w:ilvl="6" w:tplc="877C0EF0">
       <w:numFmt w:val="decimal"/>
       <w:lvlText w:val=""/>
       <w:lvlJc w:val="left"/>
     </w:lvl>
-    <w:lvl w:ilvl="7" w:tplc="655E3FD8">
+    <w:lvl w:ilvl="7" w:tplc="699C07C8">
       <w:numFmt w:val="decimal"/>
       <w:lvlText w:val=""/>
       <w:lvlJc w:val="left"/>
     </w:lvl>
-    <w:lvl w:ilvl="8" w:tplc="BA9A39B4">
+    <w:lvl w:ilvl="8" w:tplc="081461D6">
       <w:numFmt w:val="decimal"/>
       <w:lvlText w:val=""/>
       <w:lvlJc w:val="left"/>
     </w:lvl>
   </w:abstractNum>
-  <w:abstractNum w:abstractNumId="1" w15:restartNumberingAfterBreak="0">
-    <w:nsid w:val="25986226"/>
-    <w:multiLevelType w:val="hybridMultilevel"/>
-    <w:tmpl w:val="203CFF42"/>
-    <w:lvl w:ilvl="0" w:tplc="190E6F4A">
-      <w:start w:val="1"/>
-      <w:numFmt w:val="bullet"/>
-      <w:lvlText w:val="●"/>
-      <w:lvlJc w:val="left"/>
-      <w:pPr>
-        <w:ind w:left="720" w:hanging="360"/>
-      </w:pPr>
-    </w:lvl>
-    <w:lvl w:ilvl="1" w:tplc="FD9CE8AA">
-      <w:start w:val="1"/>
-      <w:numFmt w:val="bullet"/>
-      <w:lvlText w:val="○"/>
-      <w:lvlJc w:val="left"/>
-      <w:pPr>
-        <w:ind w:left="1440" w:hanging="360"/>
-      </w:pPr>
-    </w:lvl>
-    <w:lvl w:ilvl="2" w:tplc="48706706">
-      <w:start w:val="1"/>
-      <w:numFmt w:val="bullet"/>
-      <w:lvlText w:val="■"/>
-      <w:lvlJc w:val="left"/>
-      <w:pPr>
-        <w:ind w:left="2160" w:hanging="360"/>
-      </w:pPr>
-    </w:lvl>
-    <w:lvl w:ilvl="3" w:tplc="D42E6B7C">
-      <w:start w:val="1"/>
-      <w:numFmt w:val="bullet"/>
-      <w:lvlText w:val="●"/>
-      <w:lvlJc w:val="left"/>
-      <w:pPr>
-        <w:ind w:left="2880" w:hanging="360"/>
-      </w:pPr>
-    </w:lvl>
-    <w:lvl w:ilvl="4" w:tplc="E6D63BD8">
-      <w:start w:val="1"/>
-      <w:numFmt w:val="bullet"/>
-      <w:lvlText w:val="○"/>
-      <w:lvlJc w:val="left"/>
-      <w:pPr>
-        <w:ind w:left="3600" w:hanging="360"/>
-      </w:pPr>
-    </w:lvl>
-    <w:lvl w:ilvl="5" w:tplc="2326F00E">
-      <w:start w:val="1"/>
-      <w:numFmt w:val="bullet"/>
-      <w:lvlText w:val="■"/>
-      <w:lvlJc w:val="left"/>
-      <w:pPr>
-        <w:ind w:left="4320" w:hanging="360"/>
-      </w:pPr>
-    </w:lvl>
-    <w:lvl w:ilvl="6" w:tplc="F72E65AA">
-      <w:start w:val="1"/>
-      <w:numFmt w:val="bullet"/>
-      <w:lvlText w:val="●"/>
-      <w:lvlJc w:val="left"/>
-      <w:pPr>
-        <w:ind w:left="5040" w:hanging="360"/>
-      </w:pPr>
-    </w:lvl>
-    <w:lvl w:ilvl="7" w:tplc="9F62F1F2">
-      <w:start w:val="1"/>
-      <w:numFmt w:val="bullet"/>
-      <w:lvlText w:val="●"/>
-      <w:lvlJc w:val="left"/>
-      <w:pPr>
-        <w:ind w:left="5760" w:hanging="360"/>
-      </w:pPr>
-    </w:lvl>
-    <w:lvl w:ilvl="8" w:tplc="92FE941A">
-      <w:start w:val="1"/>
-      <w:numFmt w:val="bullet"/>
-      <w:lvlText w:val="●"/>
-      <w:lvlJc w:val="left"/>
-      <w:pPr>
-        <w:ind w:left="6480" w:hanging="360"/>
-      </w:pPr>
-    </w:lvl>
-  </w:abstractNum>
   <w:num w:numId="1">
-    <w:abstractNumId w:val="1"/>
+    <w:abstractNumId w:val="0"/>
     <w:lvlOverride w:ilvl="0">
       <w:startOverride w:val="1"/>
     </w:lvlOverride>
   </w:num>
   <w:num w:numId="2">
-    <w:abstractNumId w:val="0"/>
+    <w:abstractNumId w:val="1"/>
     <w:lvlOverride w:ilvl="0">
       <w:startOverride w:val="1"/>
     </w:lvlOverride>

--- a/public/resume/Sridhar_Mahalingam_Software_Developer_Australia.docx
+++ b/public/resume/Sridhar_Mahalingam_Software_Developer_Australia.docx
@@ -8,7 +8,6 @@
         <w:jc w:val="center"/>
       </w:pPr>
       <w:bookmarkStart w:id="0" w:name="_GoBack"/>
-      <w:bookmarkEnd w:id="0"/>
       <w:r>
         <w:rPr>
           <w:b/>
@@ -1944,7 +1943,7 @@
           <w:bCs/>
           <w:color w:val="10314F"/>
         </w:rPr>
-        <w:t>AI Research Agent — Multi-Agent Research System with Verifie</w:t>
+        <w:t>S POS — Multi-Platform Retail Point of Sale (Web, Desktop, M</w:t>
       </w:r>
       <w:r>
         <w:rPr>
@@ -1952,7 +1951,7 @@
           <w:bCs/>
           <w:color w:val="10314F"/>
         </w:rPr>
-        <w:t>d Citations</w:t>
+        <w:t>obile)</w:t>
       </w:r>
       <w:r>
         <w:rPr>
@@ -1962,7 +1961,7 @@
           <w:sz w:val="18"/>
           <w:szCs w:val="18"/>
         </w:rPr>
-        <w:t xml:space="preserve">  ·  Independent project · sole architect &amp; developer</w:t>
+        <w:t xml:space="preserve">  ·  Independent product · sole architect &amp; developer</w:t>
       </w:r>
     </w:p>
     <w:p>
@@ -1977,85 +1976,85 @@
           <w:sz w:val="17"/>
           <w:szCs w:val="17"/>
         </w:rPr>
-        <w:t>Stack: Python · LangGraph · FastAPI · Ollama (local LLM) · PostgreSQL + pgvector · FAISS · sentence-transformers · Next.js 16 · TypeScript</w:t>
-      </w:r>
-    </w:p>
-    <w:p>
-      <w:pPr>
-        <w:pStyle w:val="ListParagraph"/>
-        <w:numPr>
-          <w:ilvl w:val="0"/>
-          <w:numId w:val="2"/>
-        </w:numPr>
-        <w:spacing w:after="40" w:line="250" w:lineRule="auto"/>
-      </w:pPr>
-      <w:r>
-        <w:rPr>
-          <w:color w:val="1A1A1A"/>
-        </w:rPr>
-        <w:t>Built a multi-agent research system on a LangGraph s</w:t>
-      </w:r>
-      <w:r>
-        <w:rPr>
-          <w:color w:val="1A1A1A"/>
-        </w:rPr>
-        <w:t xml:space="preserve">tate machine — Planner, Researcher, Analyst, Critic, Writer and Citation-Verifier agents that search the real web, build a per-session RAG index with full provenance, and generate findings grounded only in retrieved evidence — all running on a fully local </w:t>
-      </w:r>
-      <w:r>
-        <w:rPr>
-          <w:color w:val="1A1A1A"/>
-        </w:rPr>
-        <w:t>LLM (Ollama) with local embeddings and no cloud AI.</w:t>
-      </w:r>
-    </w:p>
-    <w:p>
-      <w:pPr>
-        <w:pStyle w:val="ListParagraph"/>
-        <w:numPr>
-          <w:ilvl w:val="0"/>
-          <w:numId w:val="2"/>
-        </w:numPr>
-        <w:spacing w:after="40" w:line="250" w:lineRule="auto"/>
-      </w:pPr>
-      <w:r>
-        <w:rPr>
-          <w:color w:val="1A1A1A"/>
-        </w:rPr>
-        <w:t>Engineered hallucination reduction as architecture rather than prompting — findings citing pages never fetched are discarded deterministically, a Critic gate loops the workflow back to research when evide</w:t>
-      </w:r>
-      <w:r>
-        <w:rPr>
-          <w:color w:val="1A1A1A"/>
-        </w:rPr>
-        <w:t>nce is insufficient (hard-capped at two iterations), and every citation in the final report is semantically verified against the session's own sources; measured citation coverage rose from 0% to 60–86%.</w:t>
-      </w:r>
-    </w:p>
-    <w:p>
-      <w:pPr>
-        <w:pStyle w:val="ListParagraph"/>
-        <w:numPr>
-          <w:ilvl w:val="0"/>
-          <w:numId w:val="2"/>
-        </w:numPr>
-        <w:spacing w:after="40" w:line="250" w:lineRule="auto"/>
-      </w:pPr>
-      <w:r>
-        <w:rPr>
-          <w:color w:val="1A1A1A"/>
-        </w:rPr>
-        <w:t>Delivered a FastAPI + Next.js research workstation st</w:t>
-      </w:r>
-      <w:r>
-        <w:rPr>
-          <w:color w:val="1A1A1A"/>
-        </w:rPr>
-        <w:t>reaming live agent progress over Server-Sent Events, with hybrid retrieval (dense embeddings fused with BM25 via reciprocal rank fusion), schema-constrained JSON decoding, provider-fallback web search and a built-in evaluation harness benchmarking citation</w:t>
-      </w:r>
-      <w:r>
-        <w:rPr>
-          <w:color w:val="1A1A1A"/>
-        </w:rPr>
-        <w:t xml:space="preserve"> coverage, groundedness and latency across local models — 38 tests, all external services mocked.</w:t>
+        <w:t>Stack: Python · Django 5.2 · Django REST Framework · React 19 · React Native (Expo) · PostgreSQL · SQLite · Redis · Celery · PyInstaller · Docker · Nginx</w:t>
+      </w:r>
+    </w:p>
+    <w:p>
+      <w:pPr>
+        <w:pStyle w:val="ListParagraph"/>
+        <w:numPr>
+          <w:ilvl w:val="0"/>
+          <w:numId w:val="2"/>
+        </w:numPr>
+        <w:spacing w:after="40" w:line="250" w:lineRule="auto"/>
+      </w:pPr>
+      <w:r>
+        <w:rPr>
+          <w:color w:val="1A1A1A"/>
+        </w:rPr>
+        <w:t>Built a complete, multi-currency retail po</w:t>
+      </w:r>
+      <w:r>
+        <w:rPr>
+          <w:color w:val="1A1A1A"/>
+        </w:rPr>
+        <w:t>int-of-sale and back-office platform that runs three ways from one Django 5.2 + DRF backend — a hosted multi-store SaaS (Docker, PostgreSQL, Redis, Nginx/TLS), a self-contained Windows desktop exe (PyInstaller + SQLite) that serves every till, tablet and p</w:t>
+      </w:r>
+      <w:r>
+        <w:rPr>
+          <w:color w:val="1A1A1A"/>
+        </w:rPr>
+        <w:t>hone on the shop Wi-Fi, and an Expo/React Native mobile app that can run the entire store on a phone, fully offline.</w:t>
+      </w:r>
+    </w:p>
+    <w:p>
+      <w:pPr>
+        <w:pStyle w:val="ListParagraph"/>
+        <w:numPr>
+          <w:ilvl w:val="0"/>
+          <w:numId w:val="2"/>
+        </w:numPr>
+        <w:spacing w:after="40" w:line="250" w:lineRule="auto"/>
+      </w:pPr>
+      <w:r>
+        <w:rPr>
+          <w:color w:val="1A1A1A"/>
+        </w:rPr>
+        <w:t>Engineered server-authoritative money paths — checkout recomputes every invoice with identical per-line rounding, tax and discount rules an</w:t>
+      </w:r>
+      <w:r>
+        <w:rPr>
+          <w:color w:val="1A1A1A"/>
+        </w:rPr>
+        <w:t>d rejects mismatches; sale creation, row-locked stock decrement, per-item COGS capture and double-entry ledger posting share one database transaction, keyed by an idempotency key so the same key can never produce a duplicate charge.</w:t>
+      </w:r>
+    </w:p>
+    <w:p>
+      <w:pPr>
+        <w:pStyle w:val="ListParagraph"/>
+        <w:numPr>
+          <w:ilvl w:val="0"/>
+          <w:numId w:val="2"/>
+        </w:numPr>
+        <w:spacing w:after="40" w:line="250" w:lineRule="auto"/>
+      </w:pPr>
+      <w:r>
+        <w:rPr>
+          <w:color w:val="1A1A1A"/>
+        </w:rPr>
+        <w:t>Shipped full retail ope</w:t>
+      </w:r>
+      <w:r>
+        <w:rPr>
+          <w:color w:val="1A1A1A"/>
+        </w:rPr>
+        <w:t>rations across all three clients — split-tender payments, void/refund with inventory and ledger reversal, register open/close with X/Z reports and drawer reconciliation, product variants and modifiers, server-side promotions and price lists, gift cards and</w:t>
+      </w:r>
+      <w:r>
+        <w:rPr>
+          <w:color w:val="1A1A1A"/>
+        </w:rPr>
+        <w:t xml:space="preserve"> store credit with server-enforced balances, purchasing with partial receiving, inter-store transfers and HMAC-SHA256-signed payment webhooks.</w:t>
       </w:r>
     </w:p>
     <w:p>
@@ -2068,7 +2067,7 @@
           <w:bCs/>
           <w:color w:val="10314F"/>
         </w:rPr>
-        <w:t>TrafficVision — AI Traffic Intelligence Platform</w:t>
+        <w:t>AI Research Agent — Multi-Agent Research System with Verified Citations</w:t>
       </w:r>
       <w:r>
         <w:rPr>
@@ -2078,117 +2077,7 @@
           <w:sz w:val="18"/>
           <w:szCs w:val="18"/>
         </w:rPr>
-        <w:t xml:space="preserve">  ·  Independent research · sole architect &amp; developer · model in training</w:t>
-      </w:r>
-    </w:p>
-    <w:p>
-      <w:pPr>
-        <w:spacing w:after="50" w:line="250" w:lineRule="auto"/>
-      </w:pPr>
-      <w:r>
-        <w:rPr>
-          <w:b/>
-          <w:bCs/>
-          <w:color w:val="1B6E8C"/>
-          <w:sz w:val="17"/>
-          <w:szCs w:val="17"/>
-        </w:rPr>
-        <w:t xml:space="preserve">Stack: </w:t>
-      </w:r>
-      <w:r>
-        <w:rPr>
-          <w:color w:val="4A4A4A"/>
-          <w:sz w:val="17"/>
-          <w:szCs w:val="17"/>
-        </w:rPr>
-        <w:t>Python · PyTorch · FCOS / ON</w:t>
-      </w:r>
-      <w:r>
-        <w:rPr>
-          <w:color w:val="4A4A4A"/>
-          <w:sz w:val="17"/>
-          <w:szCs w:val="17"/>
-        </w:rPr>
-        <w:t>NX Runtime · Django REST Framework · Celery · Redis · PostgreSQL · Next.js</w:t>
-      </w:r>
-    </w:p>
-    <w:p>
-      <w:pPr>
-        <w:pStyle w:val="ListParagraph"/>
-        <w:numPr>
-          <w:ilvl w:val="0"/>
-          <w:numId w:val="2"/>
-        </w:numPr>
-        <w:spacing w:after="40" w:line="250" w:lineRule="auto"/>
-      </w:pPr>
-      <w:r>
-        <w:rPr>
-          <w:color w:val="1A1A1A"/>
-        </w:rPr>
-        <w:t xml:space="preserve">Built a computer-vision platform that ingests traffic video and turns it into structured, real-time intelligence about vehicles and road conditions — modelling the full domain from </w:t>
-      </w:r>
-      <w:r>
-        <w:rPr>
-          <w:color w:val="1A1A1A"/>
-        </w:rPr>
-        <w:t>city down to individual lanes, cameras, regions-of-interest and counting lines, so every detection carries real spatial meaning rather than raw pixel boxes.</w:t>
-      </w:r>
-    </w:p>
-    <w:p>
-      <w:pPr>
-        <w:pStyle w:val="ListParagraph"/>
-        <w:numPr>
-          <w:ilvl w:val="0"/>
-          <w:numId w:val="2"/>
-        </w:numPr>
-        <w:spacing w:after="40" w:line="250" w:lineRule="auto"/>
-      </w:pPr>
-      <w:r>
-        <w:rPr>
-          <w:color w:val="1A1A1A"/>
-        </w:rPr>
-        <w:t>Trained an FCOS vehicle detector exported to ONNX for fast inference, with train-equals-serve prepr</w:t>
-      </w:r>
-      <w:r>
-        <w:rPr>
-          <w:color w:val="1A1A1A"/>
-        </w:rPr>
-        <w:t>ocessing; owns the full pipeline — dataset preparation, leakage-safe splits, multi-day interruptible training with checkpoint and resume, and honest evaluation (IoU precision/recall, mAP) on held-out data.</w:t>
-      </w:r>
-    </w:p>
-    <w:p>
-      <w:pPr>
-        <w:pStyle w:val="ListParagraph"/>
-        <w:numPr>
-          <w:ilvl w:val="0"/>
-          <w:numId w:val="2"/>
-        </w:numPr>
-        <w:spacing w:after="40" w:line="250" w:lineRule="auto"/>
-      </w:pPr>
-      <w:r>
-        <w:rPr>
-          <w:color w:val="1A1A1A"/>
-        </w:rPr>
-        <w:t>Engineered GPU-managed processing sessions on Cele</w:t>
-      </w:r>
-      <w:r>
-        <w:rPr>
-          <w:color w:val="1A1A1A"/>
-        </w:rPr>
-        <w:t>ry that run video through the model off the request path, with GPU allocation, heartbeats and automatic crash recovery, so long-running analysis never blocks the API.</w:t>
-      </w:r>
-    </w:p>
-    <w:p>
-      <w:pPr>
-        <w:spacing w:before="120" w:after="30"/>
-      </w:pPr>
-      <w:r>
-        <w:rPr>
-          <w:b/>
-          <w:bCs/>
-          <w:color w:val="10314F"/>
-        </w:rPr>
-        <w:t>CommerceOS — Business-Agnostic Commerce Platform</w:t>
+        <w:t xml:space="preserve">  ·  Independent project · sole architect </w:t>
       </w:r>
       <w:r>
         <w:rPr>
@@ -2198,7 +2087,114 @@
           <w:sz w:val="18"/>
           <w:szCs w:val="18"/>
         </w:rPr>
-        <w:t xml:space="preserve">  ·  Independent project · sole architect</w:t>
+        <w:t>&amp; developer</w:t>
+      </w:r>
+    </w:p>
+    <w:p>
+      <w:pPr>
+        <w:spacing w:after="50" w:line="250" w:lineRule="auto"/>
+      </w:pPr>
+      <w:r>
+        <w:rPr>
+          <w:b/>
+          <w:bCs/>
+          <w:color w:val="1B6E8C"/>
+          <w:sz w:val="17"/>
+          <w:szCs w:val="17"/>
+        </w:rPr>
+        <w:t>Stack: Python · LangGraph · FastAPI · Ollama (local LLM) · PostgreSQL + pgvector · FAISS · sentence-transformers · Next.js 16 · TypeScript</w:t>
+      </w:r>
+    </w:p>
+    <w:p>
+      <w:pPr>
+        <w:pStyle w:val="ListParagraph"/>
+        <w:numPr>
+          <w:ilvl w:val="0"/>
+          <w:numId w:val="2"/>
+        </w:numPr>
+        <w:spacing w:after="40" w:line="250" w:lineRule="auto"/>
+      </w:pPr>
+      <w:r>
+        <w:rPr>
+          <w:color w:val="1A1A1A"/>
+        </w:rPr>
+        <w:t xml:space="preserve">Built a multi-agent research system on a LangGraph state machine — Planner, Researcher, Analyst, Critic, </w:t>
+      </w:r>
+      <w:r>
+        <w:rPr>
+          <w:color w:val="1A1A1A"/>
+        </w:rPr>
+        <w:t>Writer and Citation-Verifier agents that search the real web, build a per-session RAG index with full provenance, and generate findings grounded only in retrieved evidence — all running on a fully local LLM (Ollama) with local embeddings and no cloud AI.</w:t>
+      </w:r>
+    </w:p>
+    <w:p>
+      <w:pPr>
+        <w:pStyle w:val="ListParagraph"/>
+        <w:numPr>
+          <w:ilvl w:val="0"/>
+          <w:numId w:val="2"/>
+        </w:numPr>
+        <w:spacing w:after="40" w:line="250" w:lineRule="auto"/>
+      </w:pPr>
+      <w:r>
+        <w:rPr>
+          <w:color w:val="1A1A1A"/>
+        </w:rPr>
+        <w:lastRenderedPageBreak/>
+        <w:t>E</w:t>
+      </w:r>
+      <w:r>
+        <w:rPr>
+          <w:color w:val="1A1A1A"/>
+        </w:rPr>
+        <w:t xml:space="preserve">ngineered hallucination reduction as architecture rather than prompting — findings citing pages never fetched are discarded deterministically, a Critic gate loops the workflow back to research when evidence is insufficient (hard-capped at two iterations), </w:t>
+      </w:r>
+      <w:r>
+        <w:rPr>
+          <w:color w:val="1A1A1A"/>
+        </w:rPr>
+        <w:t>and every citation in the final report is semantically verified against the session's own sources; measured citation coverage rose from 0% to 60–86%.</w:t>
+      </w:r>
+    </w:p>
+    <w:p>
+      <w:pPr>
+        <w:pStyle w:val="ListParagraph"/>
+        <w:numPr>
+          <w:ilvl w:val="0"/>
+          <w:numId w:val="2"/>
+        </w:numPr>
+        <w:spacing w:after="40" w:line="250" w:lineRule="auto"/>
+      </w:pPr>
+      <w:r>
+        <w:rPr>
+          <w:color w:val="1A1A1A"/>
+        </w:rPr>
+        <w:t xml:space="preserve">Delivered a FastAPI + Next.js research workstation streaming live agent progress over Server-Sent Events, </w:t>
+      </w:r>
+      <w:r>
+        <w:rPr>
+          <w:color w:val="1A1A1A"/>
+        </w:rPr>
+        <w:t>with hybrid retrieval (dense embeddings fused with BM25 via reciprocal rank fusion), schema-constrained JSON decoding, provider-fallback web search and a built-in evaluation harness benchmarking citation coverage, groundedness and latency across local mode</w:t>
+      </w:r>
+      <w:r>
+        <w:rPr>
+          <w:color w:val="1A1A1A"/>
+        </w:rPr>
+        <w:t>ls — 38 tests, all external services mocked.</w:t>
+      </w:r>
+    </w:p>
+    <w:p>
+      <w:pPr>
+        <w:spacing w:before="120" w:after="30"/>
+      </w:pPr>
+      <w:r>
+        <w:rPr>
+          <w:b/>
+          <w:bCs/>
+          <w:color w:val="10314F"/>
+        </w:rPr>
+        <w:t>TrafficVision — AI Traffic Intelligence Platform</w:t>
       </w:r>
       <w:r>
         <w:rPr>
@@ -2208,7 +2204,7 @@
           <w:sz w:val="18"/>
           <w:szCs w:val="18"/>
         </w:rPr>
-        <w:t xml:space="preserve"> &amp; developer</w:t>
+        <w:t xml:space="preserve">  ·  Independent research · sole architect &amp; developer · model in training</w:t>
       </w:r>
     </w:p>
     <w:p>
@@ -2231,79 +2227,75 @@
           <w:sz w:val="17"/>
           <w:szCs w:val="17"/>
         </w:rPr>
-        <w:t>Python 3.12 · Django 5.2 · DRF · Django Channels · Celery · Redis · PostgreSQL · Next.js 15 · TypeScript · TanStack Query · Docker</w:t>
-      </w:r>
-    </w:p>
-    <w:p>
-      <w:pPr>
-        <w:pStyle w:val="ListParagraph"/>
-        <w:numPr>
-          <w:ilvl w:val="0"/>
-          <w:numId w:val="2"/>
-        </w:numPr>
-        <w:spacing w:after="40" w:line="250" w:lineRule="auto"/>
-      </w:pPr>
-      <w:r>
-        <w:rPr>
-          <w:color w:val="1A1A1A"/>
-        </w:rPr>
-        <w:t>Built a multi-tenant, headless commerce platform whose backend is deliberately vertical-neutral — the sam</w:t>
-      </w:r>
-      <w:r>
-        <w:rPr>
-          <w:color w:val="1A1A1A"/>
-        </w:rPr>
-        <w:t>e engine powers a boutique, grocery, pharmacy or B2B wholesaler, with each store’s identity expressed as configuration rather than hardcoded logic and no business-type conditional anywhere in the backend.</w:t>
-      </w:r>
-    </w:p>
-    <w:p>
-      <w:pPr>
-        <w:pStyle w:val="ListParagraph"/>
-        <w:numPr>
-          <w:ilvl w:val="0"/>
-          <w:numId w:val="2"/>
-        </w:numPr>
-        <w:spacing w:after="40" w:line="250" w:lineRule="auto"/>
-      </w:pPr>
-      <w:r>
-        <w:rPr>
-          <w:color w:val="1A1A1A"/>
-        </w:rPr>
-        <w:t xml:space="preserve">Designed the catalogue engine end to end (tenant → </w:t>
-      </w:r>
-      <w:r>
-        <w:rPr>
-          <w:color w:val="1A1A1A"/>
-        </w:rPr>
-        <w:t>catalogue → category → product → variant) with a full variant engine, dynamic attributes, brands, collections and SEO/JSON-LD generation, plus a global-market pricing engine modelling market as distinct from currency with locked prices, FX fallback and a d</w:t>
-      </w:r>
-      <w:r>
-        <w:rPr>
-          <w:color w:val="1A1A1A"/>
-        </w:rPr>
-        <w:t>eterministic no-borrowing resolver.</w:t>
-      </w:r>
-    </w:p>
-    <w:p>
-      <w:pPr>
-        <w:pStyle w:val="ListParagraph"/>
-        <w:numPr>
-          <w:ilvl w:val="0"/>
-          <w:numId w:val="2"/>
-        </w:numPr>
-        <w:spacing w:after="40" w:line="250" w:lineRule="auto"/>
-      </w:pPr>
-      <w:r>
-        <w:rPr>
-          <w:color w:val="1A1A1A"/>
-        </w:rPr>
-        <w:t>Applied ports and adapters from day one — payment, email, storage, search and notification each behind an abstract service with swappable adapters resolved per tenant — under Clean Architecture with CI-enforced dependency boundaries, strict mypy typing, UU</w:t>
-      </w:r>
-      <w:r>
-        <w:rPr>
-          <w:color w:val="1A1A1A"/>
-        </w:rPr>
-        <w:t>IDv7 keys and feature flags.</w:t>
+        <w:t>Python · PyTorch · FCOS / ONNX Runtime · Django REST Framework · Celery · Redis ·</w:t>
+      </w:r>
+      <w:r>
+        <w:rPr>
+          <w:color w:val="4A4A4A"/>
+          <w:sz w:val="17"/>
+          <w:szCs w:val="17"/>
+        </w:rPr>
+        <w:t xml:space="preserve"> PostgreSQL · Next.js</w:t>
+      </w:r>
+    </w:p>
+    <w:p>
+      <w:pPr>
+        <w:pStyle w:val="ListParagraph"/>
+        <w:numPr>
+          <w:ilvl w:val="0"/>
+          <w:numId w:val="2"/>
+        </w:numPr>
+        <w:spacing w:after="40" w:line="250" w:lineRule="auto"/>
+      </w:pPr>
+      <w:r>
+        <w:rPr>
+          <w:color w:val="1A1A1A"/>
+        </w:rPr>
+        <w:t>Built a computer-vision platform that ingests traffic video and turns it into structured, real-time intelligence about vehicles and road conditions — modelling the full domain from city down to individual lanes, cameras, regions-of-in</w:t>
+      </w:r>
+      <w:r>
+        <w:rPr>
+          <w:color w:val="1A1A1A"/>
+        </w:rPr>
+        <w:t>terest and counting lines, so every detection carries real spatial meaning rather than raw pixel boxes.</w:t>
+      </w:r>
+    </w:p>
+    <w:p>
+      <w:pPr>
+        <w:pStyle w:val="ListParagraph"/>
+        <w:numPr>
+          <w:ilvl w:val="0"/>
+          <w:numId w:val="2"/>
+        </w:numPr>
+        <w:spacing w:after="40" w:line="250" w:lineRule="auto"/>
+      </w:pPr>
+      <w:r>
+        <w:rPr>
+          <w:color w:val="1A1A1A"/>
+        </w:rPr>
+        <w:t>Trained an FCOS vehicle detector exported to ONNX for fast inference, with train-equals-serve preprocessing; owns the full pipeline — dataset preparatio</w:t>
+      </w:r>
+      <w:r>
+        <w:rPr>
+          <w:color w:val="1A1A1A"/>
+        </w:rPr>
+        <w:t>n, leakage-safe splits, multi-day interruptible training with checkpoint and resume, and honest evaluation (IoU precision/recall, mAP) on held-out data.</w:t>
+      </w:r>
+    </w:p>
+    <w:p>
+      <w:pPr>
+        <w:pStyle w:val="ListParagraph"/>
+        <w:numPr>
+          <w:ilvl w:val="0"/>
+          <w:numId w:val="2"/>
+        </w:numPr>
+        <w:spacing w:after="40" w:line="250" w:lineRule="auto"/>
+      </w:pPr>
+      <w:r>
+        <w:rPr>
+          <w:color w:val="1A1A1A"/>
+        </w:rPr>
+        <w:t>Engineered GPU-managed processing sessions on Celery that run video through the model off the request path, with GPU allocation, heartbeats and automatic crash recovery, so long-running analysis never blocks the API.</w:t>
       </w:r>
     </w:p>
     <w:p>
@@ -2316,7 +2308,15 @@
           <w:bCs/>
           <w:color w:val="10314F"/>
         </w:rPr>
-        <w:t>Airsume — Fully-Offline Resume Intelligence &amp; ATS Platform</w:t>
+        <w:t>CommerceOS — Business-Agnostic Commerce</w:t>
+      </w:r>
+      <w:r>
+        <w:rPr>
+          <w:b/>
+          <w:bCs/>
+          <w:color w:val="10314F"/>
+        </w:rPr>
+        <w:t xml:space="preserve"> Platform</w:t>
       </w:r>
       <w:r>
         <w:rPr>
@@ -2326,7 +2326,7 @@
           <w:sz w:val="18"/>
           <w:szCs w:val="18"/>
         </w:rPr>
-        <w:t xml:space="preserve">  ·  Independent research · sole architect &amp; developer</w:t>
+        <w:t xml:space="preserve">  ·  Independent project · sole architect &amp; developer</w:t>
       </w:r>
     </w:p>
     <w:p>
@@ -2349,81 +2349,79 @@
           <w:sz w:val="17"/>
           <w:szCs w:val="17"/>
         </w:rPr>
-        <w:t>Python · Django 5.2 · DRF · Celery · Redis · PostgreSQL · PyMuPDF / pdfplumber / python-docx · Tesseract OC</w:t>
-      </w:r>
-      <w:r>
-        <w:rPr>
-          <w:color w:val="4A4A4A"/>
-          <w:sz w:val="17"/>
-          <w:szCs w:val="17"/>
-        </w:rPr>
-        <w:t>R · RapidFuzz · Next.js 16 · React 19 · TypeScript</w:t>
-      </w:r>
-    </w:p>
-    <w:p>
-      <w:pPr>
-        <w:pStyle w:val="ListParagraph"/>
-        <w:numPr>
-          <w:ilvl w:val="0"/>
-          <w:numId w:val="2"/>
-        </w:numPr>
-        <w:spacing w:after="40" w:line="250" w:lineRule="auto"/>
-      </w:pPr>
-      <w:r>
-        <w:rPr>
-          <w:color w:val="1A1A1A"/>
-        </w:rPr>
-        <w:t>Built a resume and job-description analysis platform producing explainable hiring intelligence with no LLM or cloud AI — every parsed field and score traces back to the exact text and rule that produced it</w:t>
-      </w:r>
-      <w:r>
-        <w:rPr>
-          <w:color w:val="1A1A1A"/>
-        </w:rPr>
-        <w:t>, via a fully offline engine handling two-column layouts, tables and scanned PDFs through OCR.</w:t>
-      </w:r>
-    </w:p>
-    <w:p>
-      <w:pPr>
-        <w:pStyle w:val="ListParagraph"/>
-        <w:numPr>
-          <w:ilvl w:val="0"/>
-          <w:numId w:val="2"/>
-        </w:numPr>
-        <w:spacing w:after="40" w:line="250" w:lineRule="auto"/>
-      </w:pPr>
-      <w:r>
-        <w:rPr>
-          <w:color w:val="1A1A1A"/>
-        </w:rPr>
-        <w:t>Designed a versioned skill taxonomy of 432 skills across 33 categories and 10 industries with typed aliases and weighted relationships, matched by a staged offli</w:t>
-      </w:r>
-      <w:r>
-        <w:rPr>
-          <w:color w:val="1A1A1A"/>
-        </w:rPr>
-        <w:t>ne matcher (exact → alias → normalised → fuzzy, never fuzzy-first) that records how each match was made.</w:t>
-      </w:r>
-    </w:p>
-    <w:p>
-      <w:pPr>
-        <w:pStyle w:val="ListParagraph"/>
-        <w:numPr>
-          <w:ilvl w:val="0"/>
-          <w:numId w:val="2"/>
-        </w:numPr>
-        <w:spacing w:after="40" w:line="250" w:lineRule="auto"/>
-      </w:pPr>
-      <w:r>
-        <w:rPr>
-          <w:color w:val="1A1A1A"/>
-        </w:rPr>
-        <w:t xml:space="preserve">Engineered an explainable ATS scoring engine grading fit across six weighted categories with a neutralise-and-redistribute strategy for non-applicable </w:t>
-      </w:r>
-      <w:r>
-        <w:rPr>
-          <w:color w:val="1A1A1A"/>
-        </w:rPr>
-        <w:t>criteria and a reconciliation invariant, running asynchronously on Celery with live status polling and a golden-dataset benchmark harness keeping accuracy measurable.</w:t>
+        <w:t>Python 3.12 · Django 5.2 · DRF · Django Channels · Celery · Redis · PostgreSQL · Next.js 15 · TypeScript · TanStack Query · Docker</w:t>
+      </w:r>
+    </w:p>
+    <w:p>
+      <w:pPr>
+        <w:pStyle w:val="ListParagraph"/>
+        <w:numPr>
+          <w:ilvl w:val="0"/>
+          <w:numId w:val="2"/>
+        </w:numPr>
+        <w:spacing w:after="40" w:line="250" w:lineRule="auto"/>
+      </w:pPr>
+      <w:r>
+        <w:rPr>
+          <w:color w:val="1A1A1A"/>
+        </w:rPr>
+        <w:t xml:space="preserve">Built a multi-tenant, headless commerce platform whose </w:t>
+      </w:r>
+      <w:r>
+        <w:rPr>
+          <w:color w:val="1A1A1A"/>
+        </w:rPr>
+        <w:t>backend is deliberately vertical-neutral — the same engine powers a boutique, grocery, pharmacy or B2B wholesaler, with each store’s identity expressed as configuration rather than hardcoded logic and no business-type conditional anywhere in the backend.</w:t>
+      </w:r>
+    </w:p>
+    <w:p>
+      <w:pPr>
+        <w:pStyle w:val="ListParagraph"/>
+        <w:numPr>
+          <w:ilvl w:val="0"/>
+          <w:numId w:val="2"/>
+        </w:numPr>
+        <w:spacing w:after="40" w:line="250" w:lineRule="auto"/>
+      </w:pPr>
+      <w:r>
+        <w:rPr>
+          <w:color w:val="1A1A1A"/>
+        </w:rPr>
+        <w:t>D</w:t>
+      </w:r>
+      <w:r>
+        <w:rPr>
+          <w:color w:val="1A1A1A"/>
+        </w:rPr>
+        <w:t>esigned the catalogue engine end to end (tenant → catalogue → category → product → variant) with a full variant engine, dynamic attributes, brands, collections and SEO/JSON-LD generation, plus a global-market pricing engine modelling market as distinct fro</w:t>
+      </w:r>
+      <w:r>
+        <w:rPr>
+          <w:color w:val="1A1A1A"/>
+        </w:rPr>
+        <w:t>m currency with locked prices, FX fallback and a deterministic no-borrowing resolver.</w:t>
+      </w:r>
+    </w:p>
+    <w:p>
+      <w:pPr>
+        <w:pStyle w:val="ListParagraph"/>
+        <w:numPr>
+          <w:ilvl w:val="0"/>
+          <w:numId w:val="2"/>
+        </w:numPr>
+        <w:spacing w:after="40" w:line="250" w:lineRule="auto"/>
+      </w:pPr>
+      <w:r>
+        <w:rPr>
+          <w:color w:val="1A1A1A"/>
+        </w:rPr>
+        <w:t>Applied ports and adapters from day one — payment, email, storage, search and notification each behind an abstract service with swappable adapters resolved per tenant — u</w:t>
+      </w:r>
+      <w:r>
+        <w:rPr>
+          <w:color w:val="1A1A1A"/>
+        </w:rPr>
+        <w:t>nder Clean Architecture with CI-enforced dependency boundaries, strict mypy typing, UUIDv7 keys and feature flags.</w:t>
       </w:r>
     </w:p>
     <w:p>
@@ -2436,7 +2434,7 @@
           <w:bCs/>
           <w:color w:val="10314F"/>
         </w:rPr>
-        <w:t>MeetingMind AI — Fully-Offline Meeting Intelligence Platform</w:t>
+        <w:t>Airsume — Fully-Offline Resume Intelligence &amp; ATS Platform</w:t>
       </w:r>
       <w:r>
         <w:rPr>
@@ -2469,107 +2467,227 @@
           <w:sz w:val="17"/>
           <w:szCs w:val="17"/>
         </w:rPr>
-        <w:t>Python · Django 5 · DRF · Celery · Redis · PostgreSQL · Faster-Whisper · Ollama (Llama 3.2) · SpeechBrain ECAPA · FFmpeg · vector + full-text search · Next.js 16 · React 19 · TypeScript</w:t>
-      </w:r>
-    </w:p>
-    <w:p>
-      <w:pPr>
-        <w:pStyle w:val="ListParagraph"/>
-        <w:numPr>
-          <w:ilvl w:val="0"/>
-          <w:numId w:val="2"/>
-        </w:numPr>
-        <w:spacing w:after="40" w:line="250" w:lineRule="auto"/>
-      </w:pPr>
-      <w:r>
-        <w:rPr>
-          <w:color w:val="1A1A1A"/>
-        </w:rPr>
-        <w:t xml:space="preserve">Built a </w:t>
-      </w:r>
-      <w:r>
-        <w:rPr>
-          <w:color w:val="1A1A1A"/>
-        </w:rPr>
-        <w:t>meeting-assistant platform turning raw audio and video into transcripts, grounded summaries, tracked work and organisational knowledge — running entirely locally with no paid APIs, cloud AI or commercial SDKs, every AI capability behind a provider interfac</w:t>
-      </w:r>
-      <w:r>
-        <w:rPr>
-          <w:color w:val="1A1A1A"/>
-        </w:rPr>
-        <w:t>e defaulting to a local engine.</w:t>
-      </w:r>
-    </w:p>
-    <w:p>
-      <w:pPr>
-        <w:pStyle w:val="ListParagraph"/>
-        <w:numPr>
-          <w:ilvl w:val="0"/>
-          <w:numId w:val="2"/>
-        </w:numPr>
-        <w:spacing w:after="40" w:line="250" w:lineRule="auto"/>
-      </w:pPr>
-      <w:r>
-        <w:rPr>
-          <w:color w:val="1A1A1A"/>
-        </w:rPr>
-        <w:t>Engineered an asynchronous Celery pipeline (validate → extract → normalise → transcribe → diarise → summarise → index) with graceful degradation so a failed AI step never discards a good transcript, plus a reusable domain-ag</w:t>
-      </w:r>
-      <w:r>
-        <w:rPr>
-          <w:color w:val="1A1A1A"/>
-        </w:rPr>
-        <w:t>nostic job engine with dependency-graph ordering, exponential-backoff retry, idempotent resume and live progress.</w:t>
-      </w:r>
-    </w:p>
-    <w:p>
-      <w:pPr>
-        <w:pStyle w:val="ListParagraph"/>
-        <w:numPr>
-          <w:ilvl w:val="0"/>
-          <w:numId w:val="2"/>
-        </w:numPr>
-        <w:spacing w:after="40" w:line="250" w:lineRule="auto"/>
-      </w:pPr>
-      <w:r>
-        <w:rPr>
-          <w:color w:val="1A1A1A"/>
-        </w:rPr>
-        <w:t>Implemented grounded RAG chat over hybrid retrieval (local embeddings, Postgres full-text, recency) returning clickable-timestamp citations an</w:t>
-      </w:r>
-      <w:r>
-        <w:rPr>
-          <w:color w:val="1A1A1A"/>
-        </w:rPr>
-        <w:t>d refusing to answer beyond source material, and speaker diarisation via SpeechBrain ECAPA embeddings with a cross-meeting voice registry recognising recurring speakers through tiered similarity matching.</w:t>
-      </w:r>
-    </w:p>
-    <w:p>
-      <w:pPr>
-        <w:pStyle w:val="ListParagraph"/>
-        <w:numPr>
-          <w:ilvl w:val="0"/>
-          <w:numId w:val="2"/>
-        </w:numPr>
-        <w:spacing w:after="40" w:line="250" w:lineRule="auto"/>
-      </w:pPr>
-      <w:r>
-        <w:rPr>
-          <w:color w:val="1A1A1A"/>
-        </w:rPr>
-        <w:t xml:space="preserve">Designed a bitemporal, event-sourced knowledge hub </w:t>
-      </w:r>
-      <w:r>
-        <w:rPr>
-          <w:color w:val="1A1A1A"/>
-        </w:rPr>
-        <w:t>with time-travel queries, decision-evolution history and conflict detection, feeding an executive dashboard materialised incrementally rather than recomputed per request, alongside a 12-agent platform accessing data only through a permissioned tool registr</w:t>
-      </w:r>
-      <w:r>
-        <w:rPr>
-          <w:color w:val="1A1A1A"/>
-        </w:rPr>
-        <w:t>y with human approval gates.</w:t>
+        <w:t>Python · Django 5.2 · DRF · Celery · Redis · PostgreSQL · PyMuPDF / pdfplumber / python-docx · Tesseract OCR · RapidFuzz · Next.js 16 · React 19 · TypeScript</w:t>
+      </w:r>
+    </w:p>
+    <w:p>
+      <w:pPr>
+        <w:pStyle w:val="ListParagraph"/>
+        <w:numPr>
+          <w:ilvl w:val="0"/>
+          <w:numId w:val="2"/>
+        </w:numPr>
+        <w:spacing w:after="40" w:line="250" w:lineRule="auto"/>
+      </w:pPr>
+      <w:r>
+        <w:rPr>
+          <w:color w:val="1A1A1A"/>
+        </w:rPr>
+        <w:t>Built a resume and job-description analysis platform producing explainable hiring intelligence wit</w:t>
+      </w:r>
+      <w:r>
+        <w:rPr>
+          <w:color w:val="1A1A1A"/>
+        </w:rPr>
+        <w:t>h no LLM or cloud AI — every parsed field and score traces back to the exact text and rule that produced it, via a fully offline engine handling two-column layouts, tables and scanned PDFs through OCR.</w:t>
+      </w:r>
+    </w:p>
+    <w:p>
+      <w:pPr>
+        <w:pStyle w:val="ListParagraph"/>
+        <w:numPr>
+          <w:ilvl w:val="0"/>
+          <w:numId w:val="2"/>
+        </w:numPr>
+        <w:spacing w:after="40" w:line="250" w:lineRule="auto"/>
+      </w:pPr>
+      <w:r>
+        <w:rPr>
+          <w:color w:val="1A1A1A"/>
+        </w:rPr>
+        <w:t>Designed a versioned skill taxonomy of 432 skills acro</w:t>
+      </w:r>
+      <w:r>
+        <w:rPr>
+          <w:color w:val="1A1A1A"/>
+        </w:rPr>
+        <w:t>ss 33 categories and 10 industries with typed aliases and weighted relationships, matched by a staged offline matcher (exact → alias → normalised → fuzzy, never fuzzy-first) that records how each match was made.</w:t>
+      </w:r>
+    </w:p>
+    <w:p>
+      <w:pPr>
+        <w:pStyle w:val="ListParagraph"/>
+        <w:numPr>
+          <w:ilvl w:val="0"/>
+          <w:numId w:val="2"/>
+        </w:numPr>
+        <w:spacing w:after="40" w:line="250" w:lineRule="auto"/>
+      </w:pPr>
+      <w:r>
+        <w:rPr>
+          <w:color w:val="1A1A1A"/>
+        </w:rPr>
+        <w:t>Engineered an explainable ATS scoring engine</w:t>
+      </w:r>
+      <w:r>
+        <w:rPr>
+          <w:color w:val="1A1A1A"/>
+        </w:rPr>
+        <w:t xml:space="preserve"> grading fit across six weighted categories with a neutralise-and-redistribute strategy for non-applicable criteria and a reconciliation invariant, running asynchronously on Celery with live status polling and a golden-dataset benchmark harness keeping acc</w:t>
+      </w:r>
+      <w:r>
+        <w:rPr>
+          <w:color w:val="1A1A1A"/>
+        </w:rPr>
+        <w:t>uracy measurable.</w:t>
+      </w:r>
+    </w:p>
+    <w:p>
+      <w:pPr>
+        <w:spacing w:before="120" w:after="30"/>
+      </w:pPr>
+      <w:r>
+        <w:rPr>
+          <w:b/>
+          <w:bCs/>
+          <w:color w:val="10314F"/>
+        </w:rPr>
+        <w:t>MeetingMind AI — Fully-Offline Meeting Intelligence Platform</w:t>
+      </w:r>
+      <w:r>
+        <w:rPr>
+          <w:i/>
+          <w:iCs/>
+          <w:color w:val="4A4A4A"/>
+          <w:sz w:val="18"/>
+          <w:szCs w:val="18"/>
+        </w:rPr>
+        <w:t xml:space="preserve">  ·  Independent research · sole architect &amp; developer</w:t>
+      </w:r>
+    </w:p>
+    <w:p>
+      <w:pPr>
+        <w:spacing w:after="50" w:line="250" w:lineRule="auto"/>
+      </w:pPr>
+      <w:r>
+        <w:rPr>
+          <w:b/>
+          <w:bCs/>
+          <w:color w:val="1B6E8C"/>
+          <w:sz w:val="17"/>
+          <w:szCs w:val="17"/>
+        </w:rPr>
+        <w:t xml:space="preserve">Stack: </w:t>
+      </w:r>
+      <w:r>
+        <w:rPr>
+          <w:color w:val="4A4A4A"/>
+          <w:sz w:val="17"/>
+          <w:szCs w:val="17"/>
+        </w:rPr>
+        <w:t>Python · Django 5 · DRF · Celery · Redis · PostgreSQL · Faster-Whisper · Ollama (Llama 3.2) · SpeechBrain ECAPA · FF</w:t>
+      </w:r>
+      <w:r>
+        <w:rPr>
+          <w:color w:val="4A4A4A"/>
+          <w:sz w:val="17"/>
+          <w:szCs w:val="17"/>
+        </w:rPr>
+        <w:t>mpeg · vector + full-text search · Next.js 16 · React 19 · TypeScript</w:t>
+      </w:r>
+    </w:p>
+    <w:p>
+      <w:pPr>
+        <w:pStyle w:val="ListParagraph"/>
+        <w:numPr>
+          <w:ilvl w:val="0"/>
+          <w:numId w:val="2"/>
+        </w:numPr>
+        <w:spacing w:after="40" w:line="250" w:lineRule="auto"/>
+      </w:pPr>
+      <w:r>
+        <w:rPr>
+          <w:color w:val="1A1A1A"/>
+        </w:rPr>
+        <w:t>Built a meeting-assistant platform turning raw audio and video into transcripts, grounded summaries, tracked work and organisational knowledge — running entirely locally with no paid API</w:t>
+      </w:r>
+      <w:r>
+        <w:rPr>
+          <w:color w:val="1A1A1A"/>
+        </w:rPr>
+        <w:t>s, cloud AI or commercial SDKs, every AI capability behind a provider interface defaulting to a local engine.</w:t>
+      </w:r>
+    </w:p>
+    <w:p>
+      <w:pPr>
+        <w:pStyle w:val="ListParagraph"/>
+        <w:numPr>
+          <w:ilvl w:val="0"/>
+          <w:numId w:val="2"/>
+        </w:numPr>
+        <w:spacing w:after="40" w:line="250" w:lineRule="auto"/>
+      </w:pPr>
+      <w:r>
+        <w:rPr>
+          <w:color w:val="1A1A1A"/>
+        </w:rPr>
+        <w:t>Engineered an asynchronous Celery pipeline (validate → extract → normalise → transcribe → diarise → summarise → index) with graceful degradation s</w:t>
+      </w:r>
+      <w:r>
+        <w:rPr>
+          <w:color w:val="1A1A1A"/>
+        </w:rPr>
+        <w:t>o a failed AI step never discards a good transcript, plus a reusable domain-agnostic job engine with dependency-graph ordering, exponential-backoff retry, idempotent resume and live progress.</w:t>
+      </w:r>
+    </w:p>
+    <w:p>
+      <w:pPr>
+        <w:pStyle w:val="ListParagraph"/>
+        <w:numPr>
+          <w:ilvl w:val="0"/>
+          <w:numId w:val="2"/>
+        </w:numPr>
+        <w:spacing w:after="40" w:line="250" w:lineRule="auto"/>
+      </w:pPr>
+      <w:r>
+        <w:rPr>
+          <w:color w:val="1A1A1A"/>
+        </w:rPr>
+        <w:t>Implemented grounded RAG chat over hybrid retrieval (local embed</w:t>
+      </w:r>
+      <w:r>
+        <w:rPr>
+          <w:color w:val="1A1A1A"/>
+        </w:rPr>
+        <w:t>dings, Postgres full-text, recency) returning clickable-timestamp citations and refusing to answer beyond source material, and speaker diarisation via SpeechBrain ECAPA embeddings with a cross-meeting voice registry recognising recurring speakers through t</w:t>
+      </w:r>
+      <w:r>
+        <w:rPr>
+          <w:color w:val="1A1A1A"/>
+        </w:rPr>
+        <w:t>iered similarity matching.</w:t>
+      </w:r>
+    </w:p>
+    <w:p>
+      <w:pPr>
+        <w:pStyle w:val="ListParagraph"/>
+        <w:numPr>
+          <w:ilvl w:val="0"/>
+          <w:numId w:val="2"/>
+        </w:numPr>
+        <w:spacing w:after="40" w:line="250" w:lineRule="auto"/>
+      </w:pPr>
+      <w:r>
+        <w:rPr>
+          <w:color w:val="1A1A1A"/>
+        </w:rPr>
+        <w:t>Designed a bitemporal, event-sourced knowledge hub with time-travel queries, decision-evolution history and conflict detection, feeding an executive dashboard materialised incrementally rather than recomputed per request, alongsi</w:t>
+      </w:r>
+      <w:r>
+        <w:rPr>
+          <w:color w:val="1A1A1A"/>
+        </w:rPr>
+        <w:t>de a 12-agent platform accessing data only through a permissioned tool registry with human approval gates.</w:t>
       </w:r>
     </w:p>
     <w:p>
@@ -2610,99 +2728,108 @@
           <w:sz w:val="17"/>
           <w:szCs w:val="17"/>
         </w:rPr>
-        <w:t xml:space="preserve">Stack: </w:t>
-      </w:r>
-      <w:r>
-        <w:rPr>
-          <w:color w:val="4A4A4A"/>
-          <w:sz w:val="17"/>
-          <w:szCs w:val="17"/>
-        </w:rPr>
-        <w:t>Next.js 14 · TypeScript · Django REST Framework · PostgreSQL · Redis · We</w:t>
-      </w:r>
-      <w:r>
-        <w:rPr>
-          <w:color w:val="4A4A4A"/>
-          <w:sz w:val="17"/>
-          <w:szCs w:val="17"/>
-        </w:rPr>
-        <w:t>bSockets · JWT</w:t>
-      </w:r>
-    </w:p>
-    <w:p>
-      <w:pPr>
-        <w:pStyle w:val="ListParagraph"/>
-        <w:numPr>
-          <w:ilvl w:val="0"/>
-          <w:numId w:val="2"/>
-        </w:numPr>
-        <w:spacing w:after="40" w:line="250" w:lineRule="auto"/>
-      </w:pPr>
-      <w:r>
-        <w:rPr>
-          <w:color w:val="1A1A1A"/>
-        </w:rPr>
-        <w:t>Architected an enterprise hospital operating system unifying patient management, EMR, pharmacy, laboratory, nursing and ward management, billing, staff administration and analytics into a single platform.</w:t>
-      </w:r>
-    </w:p>
-    <w:p>
-      <w:pPr>
-        <w:pStyle w:val="ListParagraph"/>
-        <w:numPr>
-          <w:ilvl w:val="0"/>
-          <w:numId w:val="2"/>
-        </w:numPr>
-        <w:spacing w:after="40" w:line="250" w:lineRule="auto"/>
-      </w:pPr>
-      <w:r>
-        <w:rPr>
-          <w:color w:val="1A1A1A"/>
-        </w:rPr>
-        <w:t>Implemented granular role-based acce</w:t>
-      </w:r>
-      <w:r>
-        <w:rPr>
-          <w:color w:val="1A1A1A"/>
-        </w:rPr>
-        <w:t>ss control across eight distinct roles — doctors, nurses, pharmacists, lab technicians, accountants, receptionists and administrators — on top of JWT authentication.</w:t>
-      </w:r>
-    </w:p>
-    <w:p>
-      <w:pPr>
-        <w:pStyle w:val="ListParagraph"/>
-        <w:numPr>
-          <w:ilvl w:val="0"/>
-          <w:numId w:val="2"/>
-        </w:numPr>
-        <w:spacing w:after="40" w:line="250" w:lineRule="auto"/>
-      </w:pPr>
-      <w:r>
-        <w:rPr>
-          <w:color w:val="1A1A1A"/>
-        </w:rPr>
-        <w:t>Delivered real-time clinical workflows over WebSockets: lab result delivery, pharmacy low-</w:t>
-      </w:r>
-      <w:r>
-        <w:rPr>
-          <w:color w:val="1A1A1A"/>
-        </w:rPr>
-        <w:t>stock alerts, emergency notifications and live bed-occupancy changes.</w:t>
-      </w:r>
-    </w:p>
-    <w:p>
-      <w:pPr>
-        <w:pStyle w:val="ListParagraph"/>
-        <w:numPr>
-          <w:ilvl w:val="0"/>
-          <w:numId w:val="2"/>
-        </w:numPr>
-        <w:spacing w:after="40" w:line="250" w:lineRule="auto"/>
-      </w:pPr>
-      <w:r>
-        <w:rPr>
-          <w:color w:val="1A1A1A"/>
-        </w:rPr>
-        <w:t>Built an analytics layer surfacing operational KPIs, revenue analysis and occupancy statistics, backed by PostgreSQL with Redis caching for read-heavy dashboards.</w:t>
+        <w:t>St</w:t>
+      </w:r>
+      <w:r>
+        <w:rPr>
+          <w:b/>
+          <w:bCs/>
+          <w:color w:val="1B6E8C"/>
+          <w:sz w:val="17"/>
+          <w:szCs w:val="17"/>
+        </w:rPr>
+        <w:t xml:space="preserve">ack: </w:t>
+      </w:r>
+      <w:r>
+        <w:rPr>
+          <w:color w:val="4A4A4A"/>
+          <w:sz w:val="17"/>
+          <w:szCs w:val="17"/>
+        </w:rPr>
+        <w:t>Next.js 14 · TypeScript · Django REST Framework · PostgreSQL · Redis · WebSockets · JWT</w:t>
+      </w:r>
+    </w:p>
+    <w:p>
+      <w:pPr>
+        <w:pStyle w:val="ListParagraph"/>
+        <w:numPr>
+          <w:ilvl w:val="0"/>
+          <w:numId w:val="2"/>
+        </w:numPr>
+        <w:spacing w:after="40" w:line="250" w:lineRule="auto"/>
+      </w:pPr>
+      <w:r>
+        <w:rPr>
+          <w:color w:val="1A1A1A"/>
+        </w:rPr>
+        <w:lastRenderedPageBreak/>
+        <w:t>Architected an enterprise hospital operating system unifying patient management, EMR, pharmacy, laboratory, nursing and ward management, billing, staff administrat</w:t>
+      </w:r>
+      <w:r>
+        <w:rPr>
+          <w:color w:val="1A1A1A"/>
+        </w:rPr>
+        <w:t>ion and analytics into a single platform.</w:t>
+      </w:r>
+    </w:p>
+    <w:p>
+      <w:pPr>
+        <w:pStyle w:val="ListParagraph"/>
+        <w:numPr>
+          <w:ilvl w:val="0"/>
+          <w:numId w:val="2"/>
+        </w:numPr>
+        <w:spacing w:after="40" w:line="250" w:lineRule="auto"/>
+      </w:pPr>
+      <w:r>
+        <w:rPr>
+          <w:color w:val="1A1A1A"/>
+        </w:rPr>
+        <w:t>Implemented granular role-based access control across eight distinct roles — doctors, nurses, pharmacists, lab technicians, accountants, receptionists and administrators — on top of JWT authentication.</w:t>
+      </w:r>
+    </w:p>
+    <w:p>
+      <w:pPr>
+        <w:pStyle w:val="ListParagraph"/>
+        <w:numPr>
+          <w:ilvl w:val="0"/>
+          <w:numId w:val="2"/>
+        </w:numPr>
+        <w:spacing w:after="40" w:line="250" w:lineRule="auto"/>
+      </w:pPr>
+      <w:r>
+        <w:rPr>
+          <w:color w:val="1A1A1A"/>
+        </w:rPr>
+        <w:t>Delivered re</w:t>
+      </w:r>
+      <w:r>
+        <w:rPr>
+          <w:color w:val="1A1A1A"/>
+        </w:rPr>
+        <w:t>al-time clinical workflows over WebSockets: lab result delivery, pharmacy low-stock alerts, emergency notifications and live bed-occupancy changes.</w:t>
+      </w:r>
+    </w:p>
+    <w:p>
+      <w:pPr>
+        <w:pStyle w:val="ListParagraph"/>
+        <w:numPr>
+          <w:ilvl w:val="0"/>
+          <w:numId w:val="2"/>
+        </w:numPr>
+        <w:spacing w:after="40" w:line="250" w:lineRule="auto"/>
+      </w:pPr>
+      <w:r>
+        <w:rPr>
+          <w:color w:val="1A1A1A"/>
+        </w:rPr>
+        <w:t>Built an analytics layer surfacing operational KPIs, revenue analysis and occupancy statistics, backed by Po</w:t>
+      </w:r>
+      <w:r>
+        <w:rPr>
+          <w:color w:val="1A1A1A"/>
+        </w:rPr>
+        <w:t>stgreSQL with Redis caching for read-heavy dashboards.</w:t>
       </w:r>
     </w:p>
     <w:p>
@@ -2751,53 +2878,53 @@
           <w:sz w:val="17"/>
           <w:szCs w:val="17"/>
         </w:rPr>
-        <w:t>Flutter (Riverpod, Freezed, Dio, GoRouter) · Django REST Framework · PostgreSQL · Redis · Celery · Django Channels · Stripe · FCM · Googl</w:t>
-      </w:r>
-      <w:r>
-        <w:rPr>
-          <w:color w:val="4A4A4A"/>
-          <w:sz w:val="17"/>
-          <w:szCs w:val="17"/>
-        </w:rPr>
-        <w:t>e Maps</w:t>
-      </w:r>
-    </w:p>
-    <w:p>
-      <w:pPr>
-        <w:pStyle w:val="ListParagraph"/>
-        <w:numPr>
-          <w:ilvl w:val="0"/>
-          <w:numId w:val="2"/>
-        </w:numPr>
-        <w:spacing w:after="40" w:line="250" w:lineRule="auto"/>
-      </w:pPr>
-      <w:r>
-        <w:rPr>
-          <w:color w:val="1A1A1A"/>
-        </w:rPr>
-        <w:t>Built a full booking marketplace covering service selection, time-slot scheduling, multi-vehicle management, memberships and subscription billing, loyalty tiers and a referral programme.</w:t>
-      </w:r>
-    </w:p>
-    <w:p>
-      <w:pPr>
-        <w:pStyle w:val="ListParagraph"/>
-        <w:numPr>
-          <w:ilvl w:val="0"/>
-          <w:numId w:val="2"/>
-        </w:numPr>
-        <w:spacing w:after="40" w:line="250" w:lineRule="auto"/>
-      </w:pPr>
-      <w:r>
-        <w:rPr>
-          <w:color w:val="1A1A1A"/>
-        </w:rPr>
-        <w:t>Implemented live booking tracking via WebSockets and Google Ma</w:t>
-      </w:r>
-      <w:r>
-        <w:rPr>
-          <w:color w:val="1A1A1A"/>
-        </w:rPr>
-        <w:t>ps, with passwordless OTP authentication and automatic JWT token refresh.</w:t>
+        <w:t>Flutter (Riverpod, Freezed, Dio, GoRouter) · Django REST Fr</w:t>
+      </w:r>
+      <w:r>
+        <w:rPr>
+          <w:color w:val="4A4A4A"/>
+          <w:sz w:val="17"/>
+          <w:szCs w:val="17"/>
+        </w:rPr>
+        <w:t>amework · PostgreSQL · Redis · Celery · Django Channels · Stripe · FCM · Google Maps</w:t>
+      </w:r>
+    </w:p>
+    <w:p>
+      <w:pPr>
+        <w:pStyle w:val="ListParagraph"/>
+        <w:numPr>
+          <w:ilvl w:val="0"/>
+          <w:numId w:val="2"/>
+        </w:numPr>
+        <w:spacing w:after="40" w:line="250" w:lineRule="auto"/>
+      </w:pPr>
+      <w:r>
+        <w:rPr>
+          <w:color w:val="1A1A1A"/>
+        </w:rPr>
+        <w:t>Built a full booking marketplace covering service selection, time-slot scheduling, multi-vehicle management, memberships and subscription billing, loyalty tiers and a refe</w:t>
+      </w:r>
+      <w:r>
+        <w:rPr>
+          <w:color w:val="1A1A1A"/>
+        </w:rPr>
+        <w:t>rral programme.</w:t>
+      </w:r>
+    </w:p>
+    <w:p>
+      <w:pPr>
+        <w:pStyle w:val="ListParagraph"/>
+        <w:numPr>
+          <w:ilvl w:val="0"/>
+          <w:numId w:val="2"/>
+        </w:numPr>
+        <w:spacing w:after="40" w:line="250" w:lineRule="auto"/>
+      </w:pPr>
+      <w:r>
+        <w:rPr>
+          <w:color w:val="1A1A1A"/>
+        </w:rPr>
+        <w:t>Implemented live booking tracking via WebSockets and Google Maps, with passwordless OTP authentication and automatic JWT token refresh.</w:t>
       </w:r>
     </w:p>
     <w:p>
@@ -2829,13 +2956,13 @@
         <w:rPr>
           <w:color w:val="1A1A1A"/>
         </w:rPr>
-        <w:t>Delivered an ope</w:t>
-      </w:r>
-      <w:r>
-        <w:rPr>
-          <w:color w:val="1A1A1A"/>
-        </w:rPr>
-        <w:t>rations dashboard for booking, staff, attendance and schedule management, plus revenue and service-utilisation reporting.</w:t>
+        <w:t xml:space="preserve">Delivered an operations dashboard for booking, staff, attendance and schedule management, </w:t>
+      </w:r>
+      <w:r>
+        <w:rPr>
+          <w:color w:val="1A1A1A"/>
+        </w:rPr>
+        <w:t>plus revenue and service-utilisation reporting.</w:t>
       </w:r>
     </w:p>
     <w:p>
@@ -2850,7 +2977,174 @@
             <w:color w:val="10314F"/>
             <w:u w:val="single"/>
           </w:rPr>
-          <w:t>ShieldDNS v2.0 — Cross-Platform Ad, Tracker &amp; Malware Blocking Ecosyste</w:t>
+          <w:t>ShieldDNS v2.0 — Cross-Platform Ad, Tracker &amp; Malware Blocking Ecosystem</w:t>
+        </w:r>
+      </w:hyperlink>
+      <w:r>
+        <w:rPr>
+          <w:i/>
+          <w:iCs/>
+          <w:color w:val="4A4A4A"/>
+          <w:sz w:val="18"/>
+          <w:szCs w:val="18"/>
+        </w:rPr>
+        <w:t xml:space="preserve">  ·  Three apps, sole developer · MIT open source</w:t>
+      </w:r>
+    </w:p>
+    <w:p>
+      <w:pPr>
+        <w:spacing w:after="50" w:line="250" w:lineRule="auto"/>
+      </w:pPr>
+      <w:r>
+        <w:rPr>
+          <w:b/>
+          <w:bCs/>
+          <w:color w:val="1B6E8C"/>
+          <w:sz w:val="17"/>
+          <w:szCs w:val="17"/>
+        </w:rPr>
+        <w:t xml:space="preserve">Stack: </w:t>
+      </w:r>
+      <w:r>
+        <w:rPr>
+          <w:color w:val="4A4A4A"/>
+          <w:sz w:val="17"/>
+          <w:szCs w:val="17"/>
+        </w:rPr>
+        <w:t xml:space="preserve">Android: Kotlin </w:t>
+      </w:r>
+      <w:r>
+        <w:rPr>
+          <w:color w:val="4A4A4A"/>
+          <w:sz w:val="17"/>
+          <w:szCs w:val="17"/>
+        </w:rPr>
+        <w:t>2.0, Jetpack Compose, Hilt, Room, WorkManager, VpnService · Windows: C# / .NET 10, WPF · Extension: JavaScript, Manifest V3</w:t>
+      </w:r>
+    </w:p>
+    <w:p>
+      <w:pPr>
+        <w:pStyle w:val="ListParagraph"/>
+        <w:numPr>
+          <w:ilvl w:val="0"/>
+          <w:numId w:val="2"/>
+        </w:numPr>
+        <w:spacing w:after="40" w:line="250" w:lineRule="auto"/>
+      </w:pPr>
+      <w:r>
+        <w:rPr>
+          <w:color w:val="1A1A1A"/>
+        </w:rPr>
+        <w:t>Designed and shipped a three-platform blocking ecosystem — an Android VPN-based DNS filter, a Windows local DNS server and a Manifes</w:t>
+      </w:r>
+      <w:r>
+        <w:rPr>
+          <w:color w:val="1A1A1A"/>
+        </w:rPr>
+        <w:t>t V3 browser extension — filtering ads, trackers, malware and redirect scams entirely on-device with no accounts, telemetry or third-party routing.</w:t>
+      </w:r>
+    </w:p>
+    <w:p>
+      <w:pPr>
+        <w:pStyle w:val="ListParagraph"/>
+        <w:numPr>
+          <w:ilvl w:val="0"/>
+          <w:numId w:val="2"/>
+        </w:numPr>
+        <w:spacing w:after="40" w:line="250" w:lineRule="auto"/>
+      </w:pPr>
+      <w:r>
+        <w:rPr>
+          <w:color w:val="1A1A1A"/>
+        </w:rPr>
+        <w:t>Engineered a five-layer, fastest-first matching pipeline (session whitelist, LFU hot cache, session blacklis</w:t>
+      </w:r>
+      <w:r>
+        <w:rPr>
+          <w:color w:val="1A1A1A"/>
+        </w:rPr>
+        <w:t>t, Bloom-filter prefilter, Patricia trie) achieving microsecond lookups against millions of blocklist entries.</w:t>
+      </w:r>
+    </w:p>
+    <w:p>
+      <w:pPr>
+        <w:pStyle w:val="ListParagraph"/>
+        <w:numPr>
+          <w:ilvl w:val="0"/>
+          <w:numId w:val="2"/>
+        </w:numPr>
+        <w:spacing w:after="40" w:line="250" w:lineRule="auto"/>
+      </w:pPr>
+      <w:r>
+        <w:rPr>
+          <w:color w:val="1A1A1A"/>
+        </w:rPr>
+        <w:t>Built behavioural detection beyond static lists: CNAME uncloaking across every chain hop, a live 0–100 domain reputation score from subdomain ent</w:t>
+      </w:r>
+      <w:r>
+        <w:rPr>
+          <w:color w:val="1A1A1A"/>
+        </w:rPr>
+        <w:t>ropy, risky TLDs, homoglyph detection and visit frequency with time-based decay, and multi-hop redirect-chain reconstruction scored by hop count, /24 IP diversity and inter-hop timing.</w:t>
+      </w:r>
+    </w:p>
+    <w:p>
+      <w:pPr>
+        <w:pStyle w:val="ListParagraph"/>
+        <w:numPr>
+          <w:ilvl w:val="0"/>
+          <w:numId w:val="2"/>
+        </w:numPr>
+        <w:spacing w:after="40" w:line="250" w:lineRule="auto"/>
+      </w:pPr>
+      <w:r>
+        <w:rPr>
+          <w:color w:val="1A1A1A"/>
+        </w:rPr>
+        <w:t>Implemented encrypted DoH/DoT upstream resolution with compiled bootstr</w:t>
+      </w:r>
+      <w:r>
+        <w:rPr>
+          <w:color w:val="1A1A1A"/>
+        </w:rPr>
+        <w:t>ap IPs to avoid pre-tunnel resolution deadlock, a DNS-layer per-app firewall across Wi-Fi, mobile data and roaming, and three tiered shield presets trading false-positive rate against aggressiveness.</w:t>
+      </w:r>
+    </w:p>
+    <w:p>
+      <w:pPr>
+        <w:pStyle w:val="ListParagraph"/>
+        <w:numPr>
+          <w:ilvl w:val="0"/>
+          <w:numId w:val="2"/>
+        </w:numPr>
+        <w:spacing w:after="40" w:line="250" w:lineRule="auto"/>
+      </w:pPr>
+      <w:r>
+        <w:rPr>
+          <w:color w:val="1A1A1A"/>
+        </w:rPr>
+        <w:t>Owned full release engineering — R8 shrinking, certifica</w:t>
+      </w:r>
+      <w:r>
+        <w:rPr>
+          <w:color w:val="1A1A1A"/>
+        </w:rPr>
+        <w:t>te pinning, split debug/release signing, Windows installer packaging, and automated blocklist refresh via WorkManager with boot persistence.</w:t>
+      </w:r>
+    </w:p>
+    <w:p>
+      <w:pPr>
+        <w:spacing w:before="120" w:after="30"/>
+      </w:pPr>
+      <w:hyperlink r:id="rId17" w:history="1">
+        <w:r>
+          <w:rPr>
+            <w:b/>
+            <w:bCs/>
+            <w:color w:val="10314F"/>
+            <w:u w:val="single"/>
+          </w:rPr>
+          <w:t>Student–Teacher Mana</w:t>
         </w:r>
         <w:r>
           <w:rPr>
@@ -2859,7 +3153,7 @@
             <w:color w:val="10314F"/>
             <w:u w:val="single"/>
           </w:rPr>
-          <w:t>m</w:t>
+          <w:t>gement Application</w:t>
         </w:r>
       </w:hyperlink>
       <w:r>
@@ -2870,7 +3164,7 @@
           <w:sz w:val="18"/>
           <w:szCs w:val="18"/>
         </w:rPr>
-        <w:t xml:space="preserve">  ·  Three apps, sole developer · MIT open source</w:t>
+        <w:t xml:space="preserve">  ·  Cross-platform mobile solution</w:t>
       </w:r>
     </w:p>
     <w:p>
@@ -2893,159 +3187,6 @@
           <w:sz w:val="17"/>
           <w:szCs w:val="17"/>
         </w:rPr>
-        <w:t>Android: Kotlin 2.0, Jetpack Compose, Hilt, Room, WorkManager, VpnService · Windows: C# / .NET 10, WPF · Extension: JavaScript, Manifest V3</w:t>
-      </w:r>
-    </w:p>
-    <w:p>
-      <w:pPr>
-        <w:pStyle w:val="ListParagraph"/>
-        <w:numPr>
-          <w:ilvl w:val="0"/>
-          <w:numId w:val="2"/>
-        </w:numPr>
-        <w:spacing w:after="40" w:line="250" w:lineRule="auto"/>
-      </w:pPr>
-      <w:r>
-        <w:rPr>
-          <w:color w:val="1A1A1A"/>
-        </w:rPr>
-        <w:t>Designed and shipped a three-platform blocking ecosystem — an Android VPN-based DNS filter, a Windows local DNS serv</w:t>
-      </w:r>
-      <w:r>
-        <w:rPr>
-          <w:color w:val="1A1A1A"/>
-        </w:rPr>
-        <w:t>er and a Manifest V3 browser extension — filtering ads, trackers, malware and redirect scams entirely on-device with no accounts, telemetry or third-party routing.</w:t>
-      </w:r>
-    </w:p>
-    <w:p>
-      <w:pPr>
-        <w:pStyle w:val="ListParagraph"/>
-        <w:numPr>
-          <w:ilvl w:val="0"/>
-          <w:numId w:val="2"/>
-        </w:numPr>
-        <w:spacing w:after="40" w:line="250" w:lineRule="auto"/>
-      </w:pPr>
-      <w:r>
-        <w:rPr>
-          <w:color w:val="1A1A1A"/>
-        </w:rPr>
-        <w:t>Engineered a five-layer, fastest-first matching pipeline (session whitelist, LFU hot cache, session blacklist, Bloom-filter prefilter, Patricia trie) achieving microsecond lookups against millions of blocklist entries.</w:t>
-      </w:r>
-    </w:p>
-    <w:p>
-      <w:pPr>
-        <w:pStyle w:val="ListParagraph"/>
-        <w:numPr>
-          <w:ilvl w:val="0"/>
-          <w:numId w:val="2"/>
-        </w:numPr>
-        <w:spacing w:after="40" w:line="250" w:lineRule="auto"/>
-      </w:pPr>
-      <w:r>
-        <w:rPr>
-          <w:color w:val="1A1A1A"/>
-        </w:rPr>
-        <w:t>Built behavioural detection beyond st</w:t>
-      </w:r>
-      <w:r>
-        <w:rPr>
-          <w:color w:val="1A1A1A"/>
-        </w:rPr>
-        <w:t>atic lists: CNAME uncloaking across every chain hop, a live 0–100 domain reputation score from subdomain entropy, risky TLDs, homoglyph detection and visit frequency with time-based decay, and multi-hop redirect-chain reconstruction scored by hop count, /2</w:t>
-      </w:r>
-      <w:r>
-        <w:rPr>
-          <w:color w:val="1A1A1A"/>
-        </w:rPr>
-        <w:t>4 IP diversity and inter-hop timing.</w:t>
-      </w:r>
-    </w:p>
-    <w:p>
-      <w:pPr>
-        <w:pStyle w:val="ListParagraph"/>
-        <w:numPr>
-          <w:ilvl w:val="0"/>
-          <w:numId w:val="2"/>
-        </w:numPr>
-        <w:spacing w:after="40" w:line="250" w:lineRule="auto"/>
-      </w:pPr>
-      <w:r>
-        <w:rPr>
-          <w:color w:val="1A1A1A"/>
-        </w:rPr>
-        <w:t xml:space="preserve">Implemented encrypted DoH/DoT upstream resolution with compiled bootstrap IPs to avoid pre-tunnel resolution deadlock, a DNS-layer per-app firewall across Wi-Fi, mobile data and roaming, and three tiered shield presets </w:t>
-      </w:r>
-      <w:r>
-        <w:rPr>
-          <w:color w:val="1A1A1A"/>
-        </w:rPr>
-        <w:t>trading false-positive rate against aggressiveness.</w:t>
-      </w:r>
-    </w:p>
-    <w:p>
-      <w:pPr>
-        <w:pStyle w:val="ListParagraph"/>
-        <w:numPr>
-          <w:ilvl w:val="0"/>
-          <w:numId w:val="2"/>
-        </w:numPr>
-        <w:spacing w:after="40" w:line="250" w:lineRule="auto"/>
-      </w:pPr>
-      <w:r>
-        <w:rPr>
-          <w:color w:val="1A1A1A"/>
-        </w:rPr>
-        <w:t>Owned full release engineering — R8 shrinking, certificate pinning, split debug/release signing, Windows installer packaging, and automated blocklist refresh via WorkManager with boot persistence.</w:t>
-      </w:r>
-    </w:p>
-    <w:p>
-      <w:pPr>
-        <w:spacing w:before="120" w:after="30"/>
-      </w:pPr>
-      <w:hyperlink r:id="rId17" w:history="1">
-        <w:r>
-          <w:rPr>
-            <w:b/>
-            <w:bCs/>
-            <w:color w:val="10314F"/>
-            <w:u w:val="single"/>
-          </w:rPr>
-          <w:t>Student–Teacher Management Application</w:t>
-        </w:r>
-      </w:hyperlink>
-      <w:r>
-        <w:rPr>
-          <w:i/>
-          <w:iCs/>
-          <w:color w:val="4A4A4A"/>
-          <w:sz w:val="18"/>
-          <w:szCs w:val="18"/>
-        </w:rPr>
-        <w:t xml:space="preserve">  ·  Cross-platform mobile solution</w:t>
-      </w:r>
-    </w:p>
-    <w:p>
-      <w:pPr>
-        <w:spacing w:after="50" w:line="250" w:lineRule="auto"/>
-      </w:pPr>
-      <w:r>
-        <w:rPr>
-          <w:b/>
-          <w:bCs/>
-          <w:color w:val="1B6E8C"/>
-          <w:sz w:val="17"/>
-          <w:szCs w:val="17"/>
-        </w:rPr>
-        <w:t xml:space="preserve">Stack: </w:t>
-      </w:r>
-      <w:r>
-        <w:rPr>
-          <w:color w:val="4A4A4A"/>
-          <w:sz w:val="17"/>
-          <w:szCs w:val="17"/>
-        </w:rPr>
         <w:t>React Native · Django REST Framework · MySQL</w:t>
       </w:r>
     </w:p>
@@ -3062,13 +3203,13 @@
         <w:rPr>
           <w:color w:val="1A1A1A"/>
         </w:rPr>
-        <w:t>Delivered role-separated dashboards for te</w:t>
-      </w:r>
-      <w:r>
-        <w:rPr>
-          <w:color w:val="1A1A1A"/>
-        </w:rPr>
-        <w:t>achers and students covering attendance capture, marks entry, class and subject management and in-app notifications, replacing manual record-keeping.</w:t>
+        <w:t>Delivered role-separated dashboards for teachers and students covering attendance capture, marks entry, class and subject management and in-app notifi</w:t>
+      </w:r>
+      <w:r>
+        <w:rPr>
+          <w:color w:val="1A1A1A"/>
+        </w:rPr>
+        <w:t>cations, replacing manual record-keeping.</w:t>
       </w:r>
     </w:p>
     <w:p>
@@ -3094,17 +3235,7 @@
           <w:sz w:val="18"/>
           <w:szCs w:val="18"/>
         </w:rPr>
-        <w:t xml:space="preserve">  · </w:t>
-      </w:r>
-      <w:r>
-        <w:rPr>
-          <w:i/>
-          <w:iCs/>
-          <w:color w:val="4A4A4A"/>
-          <w:sz w:val="18"/>
-          <w:szCs w:val="18"/>
-        </w:rPr>
-        <w:t xml:space="preserve"> Full-stack web application</w:t>
+        <w:t xml:space="preserve">  ·  Full-stack web application</w:t>
       </w:r>
     </w:p>
     <w:p>
@@ -3143,13 +3274,13 @@
         <w:rPr>
           <w:color w:val="1A1A1A"/>
         </w:rPr>
-        <w:t>Built stock, seller and sales management with auto-updating inventory levels, configurable low-stock alerts and an analytics dashboard reporting revenue trends, top sellers and stock availa</w:t>
-      </w:r>
-      <w:r>
-        <w:rPr>
-          <w:color w:val="1A1A1A"/>
-        </w:rPr>
-        <w:t>bility.</w:t>
+        <w:t xml:space="preserve">Built stock, seller and sales management </w:t>
+      </w:r>
+      <w:r>
+        <w:rPr>
+          <w:color w:val="1A1A1A"/>
+        </w:rPr>
+        <w:t>with auto-updating inventory levels, configurable low-stock alerts and an analytics dashboard reporting revenue trends, top sellers and stock availability.</w:t>
       </w:r>
     </w:p>
     <w:p>
@@ -3164,7 +3295,16 @@
             <w:color w:val="10314F"/>
             <w:u w:val="single"/>
           </w:rPr>
-          <w:t>People Safety &amp; Crime Reporting System</w:t>
+          <w:t>People Safety &amp; Crime Reporting Sy</w:t>
+        </w:r>
+        <w:r>
+          <w:rPr>
+            <w:b/>
+            <w:bCs/>
+            <w:color w:val="10314F"/>
+            <w:u w:val="single"/>
+          </w:rPr>
+          <w:t>stem</w:t>
         </w:r>
       </w:hyperlink>
       <w:r>
@@ -3214,13 +3354,13 @@
         <w:rPr>
           <w:color w:val="1A1A1A"/>
         </w:rPr>
-        <w:t xml:space="preserve">Developed map-based crime reporting with proximity alerts, </w:t>
-      </w:r>
-      <w:r>
-        <w:rPr>
-          <w:color w:val="1A1A1A"/>
-        </w:rPr>
-        <w:t>real-time chat between users and authorities, an SOS contact broadcast and admin-defined risk-graded danger zones.</w:t>
+        <w:t xml:space="preserve">Developed map-based crime reporting with proximity alerts, real-time chat between users and authorities, an SOS contact broadcast and admin-defined risk-graded danger </w:t>
+      </w:r>
+      <w:r>
+        <w:rPr>
+          <w:color w:val="1A1A1A"/>
+        </w:rPr>
+        <w:t>zones.</w:t>
       </w:r>
     </w:p>
     <w:p>
@@ -3261,17 +3401,7 @@
           <w:sz w:val="17"/>
           <w:szCs w:val="17"/>
         </w:rPr>
-        <w:t>Stac</w:t>
-      </w:r>
-      <w:r>
-        <w:rPr>
-          <w:b/>
-          <w:bCs/>
-          <w:color w:val="1B6E8C"/>
-          <w:sz w:val="17"/>
-          <w:szCs w:val="17"/>
-        </w:rPr>
-        <w:t xml:space="preserve">k: </w:t>
+        <w:t xml:space="preserve">Stack: </w:t>
       </w:r>
       <w:r>
         <w:rPr>
@@ -3333,7 +3463,13 @@
         <w:rPr>
           <w:color w:val="1A1A1A"/>
         </w:rPr>
-        <w:t xml:space="preserve">  —  Anna University, India  |  2022  |  CGPA 7.61 / 10</w:t>
+        <w:t xml:space="preserve">  —  An</w:t>
+      </w:r>
+      <w:r>
+        <w:rPr>
+          <w:color w:val="1A1A1A"/>
+        </w:rPr>
+        <w:t>na University, India  |  2022  |  CGPA 7.61 / 10</w:t>
       </w:r>
     </w:p>
     <w:p>
@@ -3365,13 +3501,7 @@
         <w:rPr>
           <w:color w:val="1A1A1A"/>
         </w:rPr>
-        <w:t>Codeathon Event Project — IBM Certification, SLA Institute, Ch</w:t>
-      </w:r>
-      <w:r>
-        <w:rPr>
-          <w:color w:val="1A1A1A"/>
-        </w:rPr>
-        <w:t>ennai</w:t>
+        <w:t>Codeathon Event Project — IBM Certification, SLA Institute, Chennai</w:t>
       </w:r>
     </w:p>
     <w:p>
@@ -3390,6 +3520,7 @@
           <w:sz w:val="20"/>
           <w:szCs w:val="20"/>
         </w:rPr>
+        <w:lastRenderedPageBreak/>
         <w:t>ADDITIONAL INFORMATION</w:t>
       </w:r>
     </w:p>
@@ -3472,7 +3603,13 @@
         <w:rPr>
           <w:color w:val="1A1A1A"/>
         </w:rPr>
-        <w:t>English (professional working proficiency — primary language of all client delivery), Tamil (native).</w:t>
+        <w:t>English (professional working proficiency — primary language of all clie</w:t>
+      </w:r>
+      <w:r>
+        <w:rPr>
+          <w:color w:val="1A1A1A"/>
+        </w:rPr>
+        <w:t>nt delivery), Tamil (native).</w:t>
       </w:r>
     </w:p>
     <w:p>
@@ -3491,13 +3628,7 @@
         <w:rPr>
           <w:color w:val="1A1A1A"/>
         </w:rPr>
-        <w:t>Sole-owner product delivery, direct stakeholder communication, rapid onboarding to unfamiliar stacks, debugging and performance optimisation, s</w:t>
-      </w:r>
-      <w:r>
-        <w:rPr>
-          <w:color w:val="1A1A1A"/>
-        </w:rPr>
-        <w:t>ecurity-first implementation.</w:t>
+        <w:t>Sole-owner product delivery, direct stakeholder communication, rapid onboarding to unfamiliar stacks, debugging and performance optimisation, security-first implementation.</w:t>
       </w:r>
     </w:p>
     <w:p>
@@ -3518,6 +3649,7 @@
         </w:rPr>
         <w:t>Available on request.</w:t>
       </w:r>
+      <w:bookmarkEnd w:id="0"/>
     </w:p>
     <w:sectPr>
       <w:pgSz w:w="11906" w:h="16838"/>
@@ -3532,10 +3664,10 @@
 <file path=word/numbering.xml><?xml version="1.0" encoding="utf-8"?>
 <w:numbering xmlns:wpc="http://schemas.microsoft.com/office/word/2010/wordprocessingCanvas" xmlns:cx="http://schemas.microsoft.com/office/drawing/2014/chartex" xmlns:cx1="http://schemas.microsoft.com/office/drawing/2015/9/8/chartex" xmlns:cx2="http://schemas.microsoft.com/office/drawing/2015/10/21/chartex" xmlns:cx3="http://schemas.microsoft.com/office/drawing/2016/5/9/chartex" xmlns:cx4="http://schemas.microsoft.com/office/drawing/2016/5/10/chartex" xmlns:cx5="http://schemas.microsoft.com/office/drawing/2016/5/11/chartex" xmlns:cx6="http://schemas.microsoft.com/office/drawing/2016/5/12/chartex" xmlns:cx7="http://schemas.microsoft.com/office/drawing/2016/5/13/chartex" xmlns:cx8="http://schemas.microsoft.com/office/drawing/2016/5/14/chartex" xmlns:mc="http://schemas.openxmlformats.org/markup-compatibility/2006" xmlns:aink="http://schemas.microsoft.com/office/drawing/2016/ink" xmlns:am3d="http://schemas.microsoft.com/office/drawing/2017/model3d" xmlns:o="urn:schemas-microsoft-com:office:office" xmlns:r="http://schemas.openxmlformats.org/officeDocument/2006/relationships" xmlns:m="http://schemas.openxmlformats.org/officeDocument/2006/math" xmlns:v="urn:schemas-microsoft-com:vml" xmlns:wp14="http://schemas.microsoft.com/office/word/2010/wordprocessingDrawing" xmlns:wp="http://schemas.openxmlformats.org/drawingml/2006/wordprocessingDrawing" xmlns:w10="urn:schemas-microsoft-com:office:word" xmlns:w="http://schemas.openxmlformats.org/wordprocessingml/2006/main" xmlns:w14="http://schemas.microsoft.com/office/word/2010/wordml" xmlns:w15="http://schemas.microsoft.com/office/word/2012/wordml" xmlns:w16cex="http://schemas.microsoft.com/office/word/2018/wordml/cex" xmlns:w16cid="http://schemas.microsoft.com/office/word/2016/wordml/cid" xmlns:w16="http://schemas.microsoft.com/office/word/2018/wordml" xmlns:w16se="http://schemas.microsoft.com/office/word/2015/wordml/symex" xmlns:wpg="http://schemas.microsoft.com/office/word/2010/wordprocessingGroup" xmlns:wpi="http://schemas.microsoft.com/office/word/2010/wordprocessingInk" xmlns:wne="http://schemas.microsoft.com/office/word/2006/wordml" xmlns:wps="http://schemas.microsoft.com/office/word/2010/wordprocessingShape" mc:Ignorable="w14 w15 w16se w16cid w16 w16cex wp14">
   <w:abstractNum w:abstractNumId="0" w15:restartNumberingAfterBreak="0">
-    <w:nsid w:val="0E580002"/>
+    <w:nsid w:val="472C2B74"/>
     <w:multiLevelType w:val="hybridMultilevel"/>
-    <w:tmpl w:val="DB3AC524"/>
-    <w:lvl w:ilvl="0" w:tplc="6B6C74F2">
+    <w:tmpl w:val="6EF41BB0"/>
+    <w:lvl w:ilvl="0" w:tplc="B3A44964">
       <w:start w:val="1"/>
       <w:numFmt w:val="bullet"/>
       <w:lvlText w:val="●"/>
@@ -3544,7 +3676,7 @@
         <w:ind w:left="720" w:hanging="360"/>
       </w:pPr>
     </w:lvl>
-    <w:lvl w:ilvl="1" w:tplc="DE3E6BAE">
+    <w:lvl w:ilvl="1" w:tplc="06B6F510">
       <w:start w:val="1"/>
       <w:numFmt w:val="bullet"/>
       <w:lvlText w:val="○"/>
@@ -3553,7 +3685,7 @@
         <w:ind w:left="1440" w:hanging="360"/>
       </w:pPr>
     </w:lvl>
-    <w:lvl w:ilvl="2" w:tplc="5A5281BC">
+    <w:lvl w:ilvl="2" w:tplc="1BC6FBBE">
       <w:start w:val="1"/>
       <w:numFmt w:val="bullet"/>
       <w:lvlText w:val="■"/>
@@ -3562,7 +3694,7 @@
         <w:ind w:left="2160" w:hanging="360"/>
       </w:pPr>
     </w:lvl>
-    <w:lvl w:ilvl="3" w:tplc="9D0A0852">
+    <w:lvl w:ilvl="3" w:tplc="3224142C">
       <w:start w:val="1"/>
       <w:numFmt w:val="bullet"/>
       <w:lvlText w:val="●"/>
@@ -3571,7 +3703,7 @@
         <w:ind w:left="2880" w:hanging="360"/>
       </w:pPr>
     </w:lvl>
-    <w:lvl w:ilvl="4" w:tplc="88B278CA">
+    <w:lvl w:ilvl="4" w:tplc="1A5C8F4A">
       <w:start w:val="1"/>
       <w:numFmt w:val="bullet"/>
       <w:lvlText w:val="○"/>
@@ -3580,7 +3712,7 @@
         <w:ind w:left="3600" w:hanging="360"/>
       </w:pPr>
     </w:lvl>
-    <w:lvl w:ilvl="5" w:tplc="69A65EC8">
+    <w:lvl w:ilvl="5" w:tplc="9F0CF9CA">
       <w:start w:val="1"/>
       <w:numFmt w:val="bullet"/>
       <w:lvlText w:val="■"/>
@@ -3589,7 +3721,7 @@
         <w:ind w:left="4320" w:hanging="360"/>
       </w:pPr>
     </w:lvl>
-    <w:lvl w:ilvl="6" w:tplc="8014EB90">
+    <w:lvl w:ilvl="6" w:tplc="5BDC61E6">
       <w:start w:val="1"/>
       <w:numFmt w:val="bullet"/>
       <w:lvlText w:val="●"/>
@@ -3598,7 +3730,7 @@
         <w:ind w:left="5040" w:hanging="360"/>
       </w:pPr>
     </w:lvl>
-    <w:lvl w:ilvl="7" w:tplc="8946E03C">
+    <w:lvl w:ilvl="7" w:tplc="50A0963A">
       <w:start w:val="1"/>
       <w:numFmt w:val="bullet"/>
       <w:lvlText w:val="●"/>
@@ -3607,7 +3739,7 @@
         <w:ind w:left="5760" w:hanging="360"/>
       </w:pPr>
     </w:lvl>
-    <w:lvl w:ilvl="8" w:tplc="0C2A1A64">
+    <w:lvl w:ilvl="8" w:tplc="BA8051A6">
       <w:start w:val="1"/>
       <w:numFmt w:val="bullet"/>
       <w:lvlText w:val="●"/>
@@ -3618,10 +3750,10 @@
     </w:lvl>
   </w:abstractNum>
   <w:abstractNum w:abstractNumId="1" w15:restartNumberingAfterBreak="0">
-    <w:nsid w:val="6AE06908"/>
+    <w:nsid w:val="6C9E2839"/>
     <w:multiLevelType w:val="hybridMultilevel"/>
-    <w:tmpl w:val="2A66D1A2"/>
-    <w:lvl w:ilvl="0" w:tplc="B050856E">
+    <w:tmpl w:val="9C3E8BE6"/>
+    <w:lvl w:ilvl="0" w:tplc="6DBE6F50">
       <w:start w:val="1"/>
       <w:numFmt w:val="bullet"/>
       <w:lvlText w:val="•"/>
@@ -3630,7 +3762,7 @@
         <w:ind w:left="316" w:hanging="215"/>
       </w:pPr>
     </w:lvl>
-    <w:lvl w:ilvl="1" w:tplc="3034C976">
+    <w:lvl w:ilvl="1" w:tplc="A9C8D482">
       <w:start w:val="1"/>
       <w:numFmt w:val="bullet"/>
       <w:lvlText w:val="–"/>
@@ -3639,37 +3771,37 @@
         <w:ind w:left="648" w:hanging="215"/>
       </w:pPr>
     </w:lvl>
-    <w:lvl w:ilvl="2" w:tplc="3C305764">
+    <w:lvl w:ilvl="2" w:tplc="093A301C">
       <w:numFmt w:val="decimal"/>
       <w:lvlText w:val=""/>
       <w:lvlJc w:val="left"/>
     </w:lvl>
-    <w:lvl w:ilvl="3" w:tplc="EE889F50">
+    <w:lvl w:ilvl="3" w:tplc="03460D30">
       <w:numFmt w:val="decimal"/>
       <w:lvlText w:val=""/>
       <w:lvlJc w:val="left"/>
     </w:lvl>
-    <w:lvl w:ilvl="4" w:tplc="4600EC4E">
+    <w:lvl w:ilvl="4" w:tplc="45C27CC0">
       <w:numFmt w:val="decimal"/>
       <w:lvlText w:val=""/>
       <w:lvlJc w:val="left"/>
     </w:lvl>
-    <w:lvl w:ilvl="5" w:tplc="18C46E14">
+    <w:lvl w:ilvl="5" w:tplc="65D05206">
       <w:numFmt w:val="decimal"/>
       <w:lvlText w:val=""/>
       <w:lvlJc w:val="left"/>
     </w:lvl>
-    <w:lvl w:ilvl="6" w:tplc="877C0EF0">
+    <w:lvl w:ilvl="6" w:tplc="42AE96B8">
       <w:numFmt w:val="decimal"/>
       <w:lvlText w:val=""/>
       <w:lvlJc w:val="left"/>
     </w:lvl>
-    <w:lvl w:ilvl="7" w:tplc="699C07C8">
+    <w:lvl w:ilvl="7" w:tplc="8B363DF6">
       <w:numFmt w:val="decimal"/>
       <w:lvlText w:val=""/>
       <w:lvlJc w:val="left"/>
     </w:lvl>
-    <w:lvl w:ilvl="8" w:tplc="081461D6">
+    <w:lvl w:ilvl="8" w:tplc="6810C05A">
       <w:numFmt w:val="decimal"/>
       <w:lvlText w:val=""/>
       <w:lvlJc w:val="left"/>
